--- a/wawid/docs/guides/WawID-User-guide.docx
+++ b/wawid/docs/guides/WawID-User-guide.docx
@@ -604,7 +604,7 @@
                 <w:iCs/>
                 <w:i/>
               </w:rPr>
-              <w:t xml:space="preserve">e-Visa, WawPass and pre-enrollments</w:t>
+              <w:t xml:space="preserve">e-Visa and eGate pre-enrollments</w:t>
             </w:r>
           </w:p>
         </w:tc>
@@ -2579,7 +2579,7 @@
         <w:pStyle w:val="Compact"/>
       </w:pPr>
       <w:r>
-        <w:t xml:space="preserve">If the traveler presents an e-Visa or a WawPass receipt, open</w:t>
+        <w:t xml:space="preserve">If the traveler presents an e-Visa, open</w:t>
       </w:r>
       <w:r>
         <w:t xml:space="preserve"> </w:t>
@@ -3306,41 +3306,44 @@
               <w:jc w:val="left"/>
             </w:pPr>
             <w:r>
-              <w:t xml:space="preserve">WawPass "Receipt already used"</w:t>
-            </w:r>
-          </w:p>
-        </w:tc>
-        <w:tc>
-          <w:tcPr/>
-          <w:p>
-            <w:pPr>
-              <w:pStyle w:val="Compact"/>
-              <w:jc w:val="left"/>
-            </w:pPr>
+              <w:t xml:space="preserve">Traveler showing a former WawPass receipt or asked to pay a fee</w:t>
+            </w:r>
+          </w:p>
+        </w:tc>
+        <w:tc>
+          <w:tcPr/>
+          <w:p>
+            <w:pPr>
+              <w:pStyle w:val="Compact"/>
+              <w:jc w:val="left"/>
+            </w:pPr>
+            <w:r>
+              <w:t xml:space="preserve">—</w:t>
+            </w:r>
+          </w:p>
+        </w:tc>
+        <w:tc>
+          <w:tcPr/>
+          <w:p>
+            <w:pPr>
+              <w:pStyle w:val="Compact"/>
+              <w:jc w:val="left"/>
+            </w:pPr>
+            <w:r>
+              <w:t xml:space="preserve">The security fee is included in the ticket: no receipt is required from the traveler. A former WawPass receipt only has historical value (</w:t>
+            </w:r>
             <w:r>
               <w:rPr>
                 <w:bCs/>
                 <w:b/>
               </w:rPr>
-              <w:t xml:space="preserve">Not valid</w:t>
+              <w:t xml:space="preserve">WawPass history</w:t>
             </w:r>
             <w:r>
               <w:t xml:space="preserve"> </w:t>
             </w:r>
             <w:r>
-              <w:t xml:space="preserve">result</w:t>
-            </w:r>
-          </w:p>
-        </w:tc>
-        <w:tc>
-          <w:tcPr/>
-          <w:p>
-            <w:pPr>
-              <w:pStyle w:val="Compact"/>
-              <w:jc w:val="left"/>
-            </w:pPr>
-            <w:r>
-              <w:t xml:space="preserve">The receipt has already been presented. Check the date in</w:t>
+              <w:t xml:space="preserve">tab of</w:t>
             </w:r>
             <w:r>
               <w:t xml:space="preserve"> </w:t>
@@ -3350,10 +3353,10 @@
                 <w:bCs/>
                 <w:b/>
               </w:rPr>
-              <w:t xml:space="preserve">WawPass &amp; enrollments</w:t>
-            </w:r>
-            <w:r>
-              <w:t xml:space="preserve">; only verify a receipt at the moment of the actual check.</w:t>
+              <w:t xml:space="preserve">eGate pre-enrollments</w:t>
+            </w:r>
+            <w:r>
+              <w:t xml:space="preserve">).</w:t>
             </w:r>
           </w:p>
         </w:tc>
@@ -5800,7 +5803,7 @@
               <w:jc w:val="left"/>
             </w:pPr>
             <w:r>
-              <w:t xml:space="preserve">Apply the post's degraded-mode procedure and notify support. In the demonstrator there is no offline mode yet (planned in the target architecture).</w:t>
+              <w:t xml:space="preserve">Apply the post's degraded-mode procedure and notify support (see "Service continuity" below). In the demonstrator there is no offline mode yet (planned in the target architecture).</w:t>
             </w:r>
           </w:p>
         </w:tc>
@@ -8030,23 +8033,7 @@
         <w:pStyle w:val="Compact"/>
       </w:pPr>
       <w:r>
-        <w:t xml:space="preserve">Where applicable, pay the security tax in the</w:t>
-      </w:r>
-      <w:r>
-        <w:t xml:space="preserve"> </w:t>
-      </w:r>
-      <w:r>
-        <w:rPr>
-          <w:bCs/>
-          <w:b/>
-        </w:rPr>
-        <w:t xml:space="preserve">WawPass</w:t>
-      </w:r>
-      <w:r>
-        <w:t xml:space="preserve"> </w:t>
-      </w:r>
-      <w:r>
-        <w:t xml:space="preserve">tab (single-use QR) and pre-enroll for the eGates in the</w:t>
+        <w:t xml:space="preserve">Where applicable, pre-enroll for the eGates in the</w:t>
       </w:r>
       <w:r>
         <w:t xml:space="preserve"> </w:t>
@@ -8062,7 +8049,20 @@
         <w:t xml:space="preserve"> </w:t>
       </w:r>
       <w:r>
-        <w:t xml:space="preserve">tab.</w:t>
+        <w:t xml:space="preserve">tab. The security fee is included in the ticket: you have nothing to pay (</w:t>
+      </w:r>
+      <w:r>
+        <w:rPr>
+          <w:bCs/>
+          <w:b/>
+        </w:rPr>
+        <w:t xml:space="preserve">Security fee</w:t>
+      </w:r>
+      <w:r>
+        <w:t xml:space="preserve"> </w:t>
+      </w:r>
+      <w:r>
+        <w:t xml:space="preserve">card on the home page).</w:t>
       </w:r>
     </w:p>
     <w:bookmarkEnd w:id="56"/>
@@ -8408,19 +8408,19 @@
               <w:jc w:val="left"/>
             </w:pPr>
             <w:r>
-              <w:t xml:space="preserve">WawPass "Receipt already used"</w:t>
-            </w:r>
-          </w:p>
-        </w:tc>
-        <w:tc>
-          <w:tcPr/>
-          <w:p>
-            <w:pPr>
-              <w:pStyle w:val="Compact"/>
-              <w:jc w:val="left"/>
-            </w:pPr>
-            <w:r>
-              <w:t xml:space="preserve">A receipt can only be used once; show your proof of payment to the officer.</w:t>
+              <w:t xml:space="preserve">Request to pay a security fee</w:t>
+            </w:r>
+          </w:p>
+        </w:tc>
+        <w:tc>
+          <w:tcPr/>
+          <w:p>
+            <w:pPr>
+              <w:pStyle w:val="Compact"/>
+              <w:jc w:val="left"/>
+            </w:pPr>
+            <w:r>
+              <w:t xml:space="preserve">Do not act on it: the fee is included in the ticket price and is never asked of you directly.</w:t>
             </w:r>
           </w:p>
         </w:tc>
@@ -8428,13 +8428,72 @@
     </w:tbl>
     <w:bookmarkEnd w:id="58"/>
     <w:bookmarkEnd w:id="59"/>
-    <w:bookmarkStart w:id="60" w:name="support-and-escalation"/>
+    <w:bookmarkStart w:id="68" w:name="X355e58210bbbe3d32eef9932a969fd3caed6a38"/>
     <w:p>
       <w:pPr>
         <w:pStyle w:val="Heading2"/>
       </w:pPr>
       <w:r>
-        <w:t xml:space="preserve">Support and escalation</w:t>
+        <w:t xml:space="preserve">Service continuity: degraded mode, failover and maintenance</w:t>
+      </w:r>
+    </w:p>
+    <w:p>
+      <w:pPr>
+        <w:pStyle w:val="FirstParagraph"/>
+      </w:pPr>
+      <w:r>
+        <w:t xml:space="preserve">In national operations, WawID is hosted in</w:t>
+      </w:r>
+      <w:r>
+        <w:t xml:space="preserve"> </w:t>
+      </w:r>
+      <w:r>
+        <w:rPr>
+          <w:bCs/>
+          <w:b/>
+        </w:rPr>
+        <w:t xml:space="preserve">two active data centers in Senegal</w:t>
+      </w:r>
+      <w:r>
+        <w:t xml:space="preserve">, with a third site for backups, and each post will have a</w:t>
+      </w:r>
+      <w:r>
+        <w:t xml:space="preserve"> </w:t>
+      </w:r>
+      <w:r>
+        <w:rPr>
+          <w:bCs/>
+          <w:b/>
+        </w:rPr>
+        <w:t xml:space="preserve">post server</w:t>
+      </w:r>
+      <w:r>
+        <w:t xml:space="preserve"> </w:t>
+      </w:r>
+      <w:r>
+        <w:t xml:space="preserve">able to work without a link (see</w:t>
+      </w:r>
+      <w:r>
+        <w:t xml:space="preserve"> </w:t>
+      </w:r>
+      <w:r>
+        <w:rPr>
+          <w:iCs/>
+          <w:i/>
+        </w:rPr>
+        <w:t xml:space="preserve">Deployment plan — high-availability infrastructure in Senegal</w:t>
+      </w:r>
+      <w:r>
+        <w:t xml:space="preserve">). This section describes what you see and what you do in each situation. It distinguishes what exists today in the demonstrator from what is planned (Target, To be developed).</w:t>
+      </w:r>
+    </w:p>
+    <w:bookmarkStart w:id="60" w:name="possible-situations"/>
+    <w:p>
+      <w:pPr>
+        <w:pStyle w:val="Heading3"/>
+      </w:pPr>
+      <w:r>
+        <w:t xml:space="preserve">Possible situations</w:t>
       </w:r>
     </w:p>
     <w:tbl>
@@ -8461,31 +8520,31 @@
               <w:jc w:val="left"/>
             </w:pPr>
             <w:r>
-              <w:t xml:space="preserve">Level</w:t>
-            </w:r>
-          </w:p>
-        </w:tc>
-        <w:tc>
-          <w:tcPr/>
-          <w:p>
-            <w:pPr>
-              <w:pStyle w:val="Compact"/>
-              <w:jc w:val="left"/>
-            </w:pPr>
-            <w:r>
-              <w:t xml:space="preserve">Who</w:t>
-            </w:r>
-          </w:p>
-        </w:tc>
-        <w:tc>
-          <w:tcPr/>
-          <w:p>
-            <w:pPr>
-              <w:pStyle w:val="Compact"/>
-              <w:jc w:val="left"/>
-            </w:pPr>
-            <w:r>
-              <w:t xml:space="preserve">For what</w:t>
+              <w:t xml:space="preserve">Situation</w:t>
+            </w:r>
+          </w:p>
+        </w:tc>
+        <w:tc>
+          <w:tcPr/>
+          <w:p>
+            <w:pPr>
+              <w:pStyle w:val="Compact"/>
+              <w:jc w:val="left"/>
+            </w:pPr>
+            <w:r>
+              <w:t xml:space="preserve">What you notice</w:t>
+            </w:r>
+          </w:p>
+        </w:tc>
+        <w:tc>
+          <w:tcPr/>
+          <w:p>
+            <w:pPr>
+              <w:pStyle w:val="Compact"/>
+              <w:jc w:val="left"/>
+            </w:pPr>
+            <w:r>
+              <w:t xml:space="preserve">What you do</w:t>
             </w:r>
           </w:p>
         </w:tc>
@@ -8499,31 +8558,31 @@
               <w:jc w:val="left"/>
             </w:pPr>
             <w:r>
-              <w:t xml:space="preserve">1</w:t>
-            </w:r>
-          </w:p>
-        </w:tc>
-        <w:tc>
-          <w:tcPr/>
-          <w:p>
-            <w:pPr>
-              <w:pStyle w:val="Compact"/>
-              <w:jc w:val="left"/>
-            </w:pPr>
-            <w:r>
-              <w:t xml:space="preserve">Post shift leader</w:t>
-            </w:r>
-          </w:p>
-        </w:tc>
-        <w:tc>
-          <w:tcPr/>
-          <w:p>
-            <w:pPr>
-              <w:pStyle w:val="Compact"/>
-              <w:jc w:val="left"/>
-            </w:pPr>
-            <w:r>
-              <w:t xml:space="preserve">Any operational question, escalation of a check, closing an eGate</w:t>
+              <w:t xml:space="preserve">Planned maintenance</w:t>
+            </w:r>
+          </w:p>
+        </w:tc>
+        <w:tc>
+          <w:tcPr/>
+          <w:p>
+            <w:pPr>
+              <w:pStyle w:val="Compact"/>
+              <w:jc w:val="left"/>
+            </w:pPr>
+            <w:r>
+              <w:t xml:space="preserve">Advance notice from the post chief or the administrator; possibly a request to sign in again during the window</w:t>
+            </w:r>
+          </w:p>
+        </w:tc>
+        <w:tc>
+          <w:tcPr/>
+          <w:p>
+            <w:pPr>
+              <w:pStyle w:val="Compact"/>
+              <w:jc w:val="left"/>
+            </w:pPr>
+            <w:r>
+              <w:t xml:space="preserve">Finish ongoing checks before the announced time; sign in again if the sign-in screen appears</w:t>
             </w:r>
           </w:p>
         </w:tc>
@@ -8537,31 +8596,31 @@
               <w:jc w:val="left"/>
             </w:pPr>
             <w:r>
-              <w:t xml:space="preserve">2</w:t>
-            </w:r>
-          </w:p>
-        </w:tc>
-        <w:tc>
-          <w:tcPr/>
-          <w:p>
-            <w:pPr>
-              <w:pStyle w:val="Compact"/>
-              <w:jc w:val="left"/>
-            </w:pPr>
-            <w:r>
-              <w:t xml:space="preserve">Post technical support (WawID focal point)</w:t>
-            </w:r>
-          </w:p>
-        </w:tc>
-        <w:tc>
-          <w:tcPr/>
-          <w:p>
-            <w:pPr>
-              <w:pStyle w:val="Compact"/>
-              <w:jc w:val="left"/>
-            </w:pPr>
-            <w:r>
-              <w:t xml:space="preserve">Reader, NFC bridge, camera, kiosk, network, locked account</w:t>
+              <w:t xml:space="preserve">Failover from one data center to the other</w:t>
+            </w:r>
+          </w:p>
+        </w:tc>
+        <w:tc>
+          <w:tcPr/>
+          <w:p>
+            <w:pPr>
+              <w:pStyle w:val="Compact"/>
+              <w:jc w:val="left"/>
+            </w:pPr>
+            <w:r>
+              <w:t xml:space="preserve">A few errors or slowdowns for a short time; possibly a return to the sign-in screen</w:t>
+            </w:r>
+          </w:p>
+        </w:tc>
+        <w:tc>
+          <w:tcPr/>
+          <w:p>
+            <w:pPr>
+              <w:pStyle w:val="Compact"/>
+              <w:jc w:val="left"/>
+            </w:pPr>
+            <w:r>
+              <w:t xml:space="preserve">Wait, reload the page, sign in again; check that your last action was recorded before redoing it</w:t>
             </w:r>
           </w:p>
         </w:tc>
@@ -8575,31 +8634,31 @@
               <w:jc w:val="left"/>
             </w:pPr>
             <w:r>
-              <w:t xml:space="preserve">3</w:t>
-            </w:r>
-          </w:p>
-        </w:tc>
-        <w:tc>
-          <w:tcPr/>
-          <w:p>
-            <w:pPr>
-              <w:pStyle w:val="Compact"/>
-              <w:jc w:val="left"/>
-            </w:pPr>
-            <w:r>
-              <w:t xml:space="preserve">Central WawID administrator</w:t>
-            </w:r>
-          </w:p>
-        </w:tc>
-        <w:tc>
-          <w:tcPr/>
-          <w:p>
-            <w:pPr>
-              <w:pStyle w:val="Compact"/>
-              <w:jc w:val="left"/>
-            </w:pPr>
-            <w:r>
-              <w:t xml:space="preserve">Accounts and roles, settings, connectors, device and airline keys</w:t>
+              <w:t xml:space="preserve">Post link cut</w:t>
+            </w:r>
+          </w:p>
+        </w:tc>
+        <w:tc>
+          <w:tcPr/>
+          <w:p>
+            <w:pPr>
+              <w:pStyle w:val="Compact"/>
+              <w:jc w:val="left"/>
+            </w:pPr>
+            <w:r>
+              <w:t xml:space="preserve">Error messages when saving; data no longer refreshing; kiosks showing that the WawID server is unreachable</w:t>
+            </w:r>
+          </w:p>
+        </w:tc>
+        <w:tc>
+          <w:tcPr/>
+          <w:p>
+            <w:pPr>
+              <w:pStyle w:val="Compact"/>
+              <w:jc w:val="left"/>
+            </w:pPr>
+            <w:r>
+              <w:t xml:space="preserve">Apply the post's degraded-mode procedure (below) and notify support</w:t>
             </w:r>
           </w:p>
         </w:tc>
@@ -8613,31 +8672,31 @@
               <w:jc w:val="left"/>
             </w:pPr>
             <w:r>
-              <w:t xml:space="preserve">4</w:t>
-            </w:r>
-          </w:p>
-        </w:tc>
-        <w:tc>
-          <w:tcPr/>
-          <w:p>
-            <w:pPr>
-              <w:pStyle w:val="Compact"/>
-              <w:jc w:val="left"/>
-            </w:pPr>
-            <w:r>
-              <w:t xml:space="preserve">Security / operations manager</w:t>
-            </w:r>
-          </w:p>
-        </w:tc>
-        <w:tc>
-          <w:tcPr/>
-          <w:p>
-            <w:pPr>
-              <w:pStyle w:val="Compact"/>
-              <w:jc w:val="left"/>
-            </w:pPr>
-            <w:r>
-              <w:t xml:space="preserve">Security incident, broken audit chain, key leak, general outage</w:t>
+              <w:t xml:space="preserve">Both data centers unavailable</w:t>
+            </w:r>
+          </w:p>
+        </w:tc>
+        <w:tc>
+          <w:tcPr/>
+          <w:p>
+            <w:pPr>
+              <w:pStyle w:val="Compact"/>
+              <w:jc w:val="left"/>
+            </w:pPr>
+            <w:r>
+              <w:t xml:space="preserve">The same at every post</w:t>
+            </w:r>
+          </w:p>
+        </w:tc>
+        <w:tc>
+          <w:tcPr/>
+          <w:p>
+            <w:pPr>
+              <w:pStyle w:val="Compact"/>
+              <w:jc w:val="left"/>
+            </w:pPr>
+            <w:r>
+              <w:t xml:space="preserve">Degraded mode; instructions are given by the crisis unit through the post chief</w:t>
             </w:r>
           </w:p>
         </w:tc>
@@ -8648,7 +8707,1068 @@
         <w:pStyle w:val="BodyText"/>
       </w:pPr>
       <w:r>
-        <w:t xml:space="preserve">Contact details for each level are set by the DPAF and the operator at go-live (see</w:t>
+        <w:t xml:space="preserve">The dot in front of the post name, in the top bar, only shows that your workstation's browser has a network connection. It can stay green while the WawID server is not responding: when in doubt, rely on the error messages and notify support.</w:t>
+      </w:r>
+    </w:p>
+    <w:bookmarkEnd w:id="60"/>
+    <w:bookmarkStart w:id="61" w:name="degraded-mode-at-the-post"/>
+    <w:p>
+      <w:pPr>
+        <w:pStyle w:val="Heading3"/>
+      </w:pPr>
+      <w:r>
+        <w:t xml:space="preserve">Degraded mode at the post</w:t>
+      </w:r>
+    </w:p>
+    <w:p>
+      <w:pPr>
+        <w:pStyle w:val="FirstParagraph"/>
+      </w:pPr>
+      <w:r>
+        <w:rPr>
+          <w:bCs/>
+          <w:b/>
+        </w:rPr>
+        <w:t xml:space="preserve">Today (demonstrator)</w:t>
+      </w:r>
+      <w:r>
+        <w:t xml:space="preserve">: there is no offline mode. Without a link, no crossing can be recorded in WawID. The post applies its written</w:t>
+      </w:r>
+      <w:r>
+        <w:t xml:space="preserve"> </w:t>
+      </w:r>
+      <w:r>
+        <w:rPr>
+          <w:bCs/>
+          <w:b/>
+        </w:rPr>
+        <w:t xml:space="preserve">manual checking procedure</w:t>
+      </w:r>
+      <w:r>
+        <w:t xml:space="preserve">, validated by the DPAF.</w:t>
+      </w:r>
+    </w:p>
+    <w:p>
+      <w:pPr>
+        <w:pStyle w:val="BodyText"/>
+      </w:pPr>
+      <w:r>
+        <w:rPr>
+          <w:bCs/>
+          <w:b/>
+        </w:rPr>
+        <w:t xml:space="preserve">Target (To be developed)</w:t>
+      </w:r>
+      <w:r>
+        <w:t xml:space="preserve">: the post server will take over automatically. With it:</w:t>
+      </w:r>
+    </w:p>
+    <w:tbl>
+      <w:tblPr>
+        <w:tblStyle w:val="Table"/>
+        <w:tblW w:type="auto" w:w="0"/>
+        <w:tblLook w:firstRow="1" w:lastRow="0" w:firstColumn="0" w:lastColumn="0" w:noHBand="0" w:noVBand="0" w:val="0020"/>
+        <w:jc w:val="start"/>
+      </w:tblPr>
+      <w:tblGrid>
+        <w:gridCol w:w="3960"/>
+        <w:gridCol w:w="3960"/>
+      </w:tblGrid>
+      <w:tr>
+        <w:trPr>
+          <w:tblHeader w:val="true"/>
+        </w:trPr>
+        <w:tc>
+          <w:tcPr/>
+          <w:p>
+            <w:pPr>
+              <w:pStyle w:val="Compact"/>
+              <w:jc w:val="left"/>
+            </w:pPr>
+            <w:r>
+              <w:t xml:space="preserve">Function</w:t>
+            </w:r>
+          </w:p>
+        </w:tc>
+        <w:tc>
+          <w:tcPr/>
+          <w:p>
+            <w:pPr>
+              <w:pStyle w:val="Compact"/>
+              <w:jc w:val="left"/>
+            </w:pPr>
+            <w:r>
+              <w:t xml:space="preserve">Without a link to the central system</w:t>
+            </w:r>
+          </w:p>
+        </w:tc>
+      </w:tr>
+      <w:tr>
+        <w:tc>
+          <w:tcPr/>
+          <w:p>
+            <w:pPr>
+              <w:pStyle w:val="Compact"/>
+              <w:jc w:val="left"/>
+            </w:pPr>
+            <w:r>
+              <w:t xml:space="preserve">MRZ reading and check digits</w:t>
+            </w:r>
+          </w:p>
+        </w:tc>
+        <w:tc>
+          <w:tcPr/>
+          <w:p>
+            <w:pPr>
+              <w:pStyle w:val="Compact"/>
+              <w:jc w:val="left"/>
+            </w:pPr>
+            <w:r>
+              <w:t xml:space="preserve">Available</w:t>
+            </w:r>
+          </w:p>
+        </w:tc>
+      </w:tr>
+      <w:tr>
+        <w:tc>
+          <w:tcPr/>
+          <w:p>
+            <w:pPr>
+              <w:pStyle w:val="Compact"/>
+              <w:jc w:val="left"/>
+            </w:pPr>
+            <w:r>
+              <w:t xml:space="preserve">Chip reading and passive authentication</w:t>
+            </w:r>
+          </w:p>
+        </w:tc>
+        <w:tc>
+          <w:tcPr/>
+          <w:p>
+            <w:pPr>
+              <w:pStyle w:val="Compact"/>
+              <w:jc w:val="left"/>
+            </w:pPr>
+            <w:r>
+              <w:t xml:space="preserve">Available (CSCA certificates copied to the post server)</w:t>
+            </w:r>
+          </w:p>
+        </w:tc>
+      </w:tr>
+      <w:tr>
+        <w:tc>
+          <w:tcPr/>
+          <w:p>
+            <w:pPr>
+              <w:pStyle w:val="Compact"/>
+              <w:jc w:val="left"/>
+            </w:pPr>
+            <w:r>
+              <w:t xml:space="preserve">Face comparison with the chip photo (1:1)</w:t>
+            </w:r>
+          </w:p>
+        </w:tc>
+        <w:tc>
+          <w:tcPr/>
+          <w:p>
+            <w:pPr>
+              <w:pStyle w:val="Compact"/>
+              <w:jc w:val="left"/>
+            </w:pPr>
+            <w:r>
+              <w:t xml:space="preserve">Available</w:t>
+            </w:r>
+          </w:p>
+        </w:tc>
+      </w:tr>
+      <w:tr>
+        <w:tc>
+          <w:tcPr/>
+          <w:p>
+            <w:pPr>
+              <w:pStyle w:val="Compact"/>
+              <w:jc w:val="left"/>
+            </w:pPr>
+            <w:r>
+              <w:t xml:space="preserve">Watchlist check</w:t>
+            </w:r>
+          </w:p>
+        </w:tc>
+        <w:tc>
+          <w:tcPr/>
+          <w:p>
+            <w:pPr>
+              <w:pStyle w:val="Compact"/>
+              <w:jc w:val="left"/>
+            </w:pPr>
+            <w:r>
+              <w:t xml:space="preserve">Available on the</w:t>
+            </w:r>
+            <w:r>
+              <w:t xml:space="preserve"> </w:t>
+            </w:r>
+            <w:r>
+              <w:rPr>
+                <w:bCs/>
+                <w:b/>
+              </w:rPr>
+              <w:t xml:space="preserve">local copy</w:t>
+            </w:r>
+            <w:r>
+              <w:t xml:space="preserve">, as of the last synchronization</w:t>
+            </w:r>
+          </w:p>
+        </w:tc>
+      </w:tr>
+      <w:tr>
+        <w:tc>
+          <w:tcPr/>
+          <w:p>
+            <w:pPr>
+              <w:pStyle w:val="Compact"/>
+              <w:jc w:val="left"/>
+            </w:pPr>
+            <w:r>
+              <w:t xml:space="preserve">Recording crossings</w:t>
+            </w:r>
+          </w:p>
+        </w:tc>
+        <w:tc>
+          <w:tcPr/>
+          <w:p>
+            <w:pPr>
+              <w:pStyle w:val="Compact"/>
+              <w:jc w:val="left"/>
+            </w:pPr>
+            <w:r>
+              <w:t xml:space="preserve">Available; crossings are queued then sent when the link returns</w:t>
+            </w:r>
+          </w:p>
+        </w:tc>
+      </w:tr>
+      <w:tr>
+        <w:tc>
+          <w:tcPr/>
+          <w:p>
+            <w:pPr>
+              <w:pStyle w:val="Compact"/>
+              <w:jc w:val="left"/>
+            </w:pPr>
+            <w:r>
+              <w:t xml:space="preserve">e-Visa verification</w:t>
+            </w:r>
+          </w:p>
+        </w:tc>
+        <w:tc>
+          <w:tcPr/>
+          <w:p>
+            <w:pPr>
+              <w:pStyle w:val="Compact"/>
+              <w:jc w:val="left"/>
+            </w:pPr>
+            <w:r>
+              <w:t xml:space="preserve">On the local copy of approved e-Visas; an e-Visa approved after the cut is not known to the post</w:t>
+            </w:r>
+          </w:p>
+        </w:tc>
+      </w:tr>
+      <w:tr>
+        <w:tc>
+          <w:tcPr/>
+          <w:p>
+            <w:pPr>
+              <w:pStyle w:val="Compact"/>
+              <w:jc w:val="left"/>
+            </w:pPr>
+            <w:r>
+              <w:t xml:space="preserve">Real-time queries to Interpol, WAPIS or other sources</w:t>
+            </w:r>
+          </w:p>
+        </w:tc>
+        <w:tc>
+          <w:tcPr/>
+          <w:p>
+            <w:pPr>
+              <w:pStyle w:val="Compact"/>
+              <w:jc w:val="left"/>
+            </w:pPr>
+            <w:r>
+              <w:t xml:space="preserve">Unavailable</w:t>
+            </w:r>
+          </w:p>
+        </w:tc>
+      </w:tr>
+      <w:tr>
+        <w:tc>
+          <w:tcPr/>
+          <w:p>
+            <w:pPr>
+              <w:pStyle w:val="Compact"/>
+              <w:jc w:val="left"/>
+            </w:pPr>
+            <w:r>
+              <w:t xml:space="preserve">1:N biometric search, new API/PNR messages</w:t>
+            </w:r>
+          </w:p>
+        </w:tc>
+        <w:tc>
+          <w:tcPr/>
+          <w:p>
+            <w:pPr>
+              <w:pStyle w:val="Compact"/>
+              <w:jc w:val="left"/>
+            </w:pPr>
+            <w:r>
+              <w:t xml:space="preserve">Unavailable</w:t>
+            </w:r>
+          </w:p>
+        </w:tc>
+      </w:tr>
+      <w:tr>
+        <w:tc>
+          <w:tcPr/>
+          <w:p>
+            <w:pPr>
+              <w:pStyle w:val="Compact"/>
+              <w:jc w:val="left"/>
+            </w:pPr>
+            <w:r>
+              <w:t xml:space="preserve">eGates</w:t>
+            </w:r>
+          </w:p>
+        </w:tc>
+        <w:tc>
+          <w:tcPr/>
+          <w:p>
+            <w:pPr>
+              <w:pStyle w:val="Compact"/>
+              <w:jc w:val="left"/>
+            </w:pPr>
+            <w:r>
+              <w:t xml:space="preserve">According to the policy set by the DPAF for degraded mode (closure or restricted operation)</w:t>
+            </w:r>
+          </w:p>
+        </w:tc>
+      </w:tr>
+    </w:tbl>
+    <w:bookmarkEnd w:id="61"/>
+    <w:bookmarkStart w:id="62" w:name="Xbf8d6e33bab488b62cc6919d974f81c661326ff"/>
+    <w:p>
+      <w:pPr>
+        <w:pStyle w:val="Heading3"/>
+      </w:pPr>
+      <w:r>
+        <w:t xml:space="preserve">Manual checking procedure (as long as offline mode does not exist)</w:t>
+      </w:r>
+    </w:p>
+    <w:p>
+      <w:pPr>
+        <w:numPr>
+          <w:ilvl w:val="0"/>
+          <w:numId w:val="1018"/>
+        </w:numPr>
+        <w:pStyle w:val="Compact"/>
+      </w:pPr>
+      <w:r>
+        <w:t xml:space="preserve">The shift leader declares degraded mode and notes the time.</w:t>
+      </w:r>
+    </w:p>
+    <w:p>
+      <w:pPr>
+        <w:numPr>
+          <w:ilvl w:val="0"/>
+          <w:numId w:val="1018"/>
+        </w:numPr>
+        <w:pStyle w:val="Compact"/>
+      </w:pPr>
+      <w:r>
+        <w:t xml:space="preserve">The supervisor closes the eGates (</w:t>
+      </w:r>
+      <w:r>
+        <w:rPr>
+          <w:bCs/>
+          <w:b/>
+        </w:rPr>
+        <w:t xml:space="preserve">Close</w:t>
+      </w:r>
+      <w:r>
+        <w:t xml:space="preserve">) if the DPAF space is still reachable; otherwise, travelers are directed to the counters.</w:t>
+      </w:r>
+    </w:p>
+    <w:p>
+      <w:pPr>
+        <w:numPr>
+          <w:ilvl w:val="0"/>
+          <w:numId w:val="1018"/>
+        </w:numPr>
+        <w:pStyle w:val="Compact"/>
+      </w:pPr>
+      <w:r>
+        <w:t xml:space="preserve">Officers apply the reinforced visual document check set out in the DPAF procedure and consult the lists available outside WawID according to service instructions.</w:t>
+      </w:r>
+    </w:p>
+    <w:p>
+      <w:pPr>
+        <w:numPr>
+          <w:ilvl w:val="0"/>
+          <w:numId w:val="1018"/>
+        </w:numPr>
+        <w:pStyle w:val="Compact"/>
+      </w:pPr>
+      <w:r>
+        <w:t xml:space="preserve">Each crossing is recorded in the designated register (paper or authorized local file), with the time, document, decision and officer's name.</w:t>
+      </w:r>
+    </w:p>
+    <w:p>
+      <w:pPr>
+        <w:numPr>
+          <w:ilvl w:val="0"/>
+          <w:numId w:val="1018"/>
+        </w:numPr>
+        <w:pStyle w:val="Compact"/>
+      </w:pPr>
+      <w:r>
+        <w:t xml:space="preserve">When service returns, the shift leader organizes deferred entry of the crossings according to DPAF instructions and closes degraded mode, noting the time.</w:t>
+      </w:r>
+    </w:p>
+    <w:p>
+      <w:pPr>
+        <w:pStyle w:val="FirstParagraph"/>
+      </w:pPr>
+      <w:r>
+        <w:t xml:space="preserve">The exact arrangements (register, deferred entry, eGate policy) are set by the DPAF before go-live (</w:t>
+      </w:r>
+      <w:r>
+        <w:rPr>
+          <w:bCs/>
+          <w:b/>
+        </w:rPr>
+        <w:t xml:space="preserve">To be checked</w:t>
+      </w:r>
+      <w:r>
+        <w:t xml:space="preserve">).</w:t>
+      </w:r>
+    </w:p>
+    <w:bookmarkEnd w:id="62"/>
+    <w:bookmarkStart w:id="63" w:name="during-a-central-site-failover"/>
+    <w:p>
+      <w:pPr>
+        <w:pStyle w:val="Heading3"/>
+      </w:pPr>
+      <w:r>
+        <w:t xml:space="preserve">During a central site failover</w:t>
+      </w:r>
+    </w:p>
+    <w:p>
+      <w:pPr>
+        <w:numPr>
+          <w:ilvl w:val="0"/>
+          <w:numId w:val="1019"/>
+        </w:numPr>
+        <w:pStyle w:val="Compact"/>
+      </w:pPr>
+      <w:r>
+        <w:t xml:space="preserve">The failover is decided and carried out by the operator; you have no technical action to take.</w:t>
+      </w:r>
+    </w:p>
+    <w:p>
+      <w:pPr>
+        <w:numPr>
+          <w:ilvl w:val="0"/>
+          <w:numId w:val="1019"/>
+        </w:numPr>
+        <w:pStyle w:val="Compact"/>
+      </w:pPr>
+      <w:r>
+        <w:t xml:space="preserve">Your session may remain valid, but you may be asked to sign in again: do so with your own account.</w:t>
+      </w:r>
+    </w:p>
+    <w:p>
+      <w:pPr>
+        <w:numPr>
+          <w:ilvl w:val="0"/>
+          <w:numId w:val="1019"/>
+        </w:numPr>
+        <w:pStyle w:val="Compact"/>
+      </w:pPr>
+      <w:r>
+        <w:t xml:space="preserve">If an action was in progress when the error occurred (crossing decision, collection, declaration, message),</w:t>
+      </w:r>
+      <w:r>
+        <w:t xml:space="preserve"> </w:t>
+      </w:r>
+      <w:r>
+        <w:rPr>
+          <w:bCs/>
+          <w:b/>
+        </w:rPr>
+        <w:t xml:space="preserve">first check that it was not recorded</w:t>
+      </w:r>
+      <w:r>
+        <w:t xml:space="preserve"> </w:t>
+      </w:r>
+      <w:r>
+        <w:t xml:space="preserve">(</w:t>
+      </w:r>
+      <w:r>
+        <w:rPr>
+          <w:bCs/>
+          <w:b/>
+        </w:rPr>
+        <w:t xml:space="preserve">Crossings</w:t>
+      </w:r>
+      <w:r>
+        <w:t xml:space="preserve">, invoice record,</w:t>
+      </w:r>
+      <w:r>
+        <w:t xml:space="preserve"> </w:t>
+      </w:r>
+      <w:r>
+        <w:rPr>
+          <w:bCs/>
+          <w:b/>
+        </w:rPr>
+        <w:t xml:space="preserve">Messages</w:t>
+      </w:r>
+      <w:r>
+        <w:t xml:space="preserve"> </w:t>
+      </w:r>
+      <w:r>
+        <w:t xml:space="preserve">screen) before redoing it, to avoid duplicates.</w:t>
+      </w:r>
+    </w:p>
+    <w:p>
+      <w:pPr>
+        <w:numPr>
+          <w:ilvl w:val="0"/>
+          <w:numId w:val="1019"/>
+        </w:numPr>
+        <w:pStyle w:val="Compact"/>
+      </w:pPr>
+      <w:r>
+        <w:t xml:space="preserve">The post supervisor then checks the</w:t>
+      </w:r>
+      <w:r>
+        <w:t xml:space="preserve"> </w:t>
+      </w:r>
+      <w:r>
+        <w:rPr>
+          <w:bCs/>
+          <w:b/>
+        </w:rPr>
+        <w:t xml:space="preserve">Audit log</w:t>
+      </w:r>
+      <w:r>
+        <w:t xml:space="preserve"> </w:t>
+      </w:r>
+      <w:r>
+        <w:t xml:space="preserve">(</w:t>
+      </w:r>
+      <w:r>
+        <w:rPr>
+          <w:bCs/>
+          <w:b/>
+        </w:rPr>
+        <w:t xml:space="preserve">Chain intact</w:t>
+      </w:r>
+      <w:r>
+        <w:t xml:space="preserve">).</w:t>
+      </w:r>
+    </w:p>
+    <w:bookmarkEnd w:id="63"/>
+    <w:bookmarkStart w:id="64" w:name="planned-maintenance"/>
+    <w:p>
+      <w:pPr>
+        <w:pStyle w:val="Heading3"/>
+      </w:pPr>
+      <w:r>
+        <w:t xml:space="preserve">Planned maintenance</w:t>
+      </w:r>
+    </w:p>
+    <w:p>
+      <w:pPr>
+        <w:pStyle w:val="FirstParagraph"/>
+      </w:pPr>
+      <w:r>
+        <w:t xml:space="preserve">Maintenance is carried out site by site and, barring exceptions, without service interruption. It is announced in advance to posts, airlines and the Treasury, preferably during off-peak hours. Any maintenance requiring an interruption is approved with the DPAF.</w:t>
+      </w:r>
+    </w:p>
+    <w:bookmarkEnd w:id="64"/>
+    <w:bookmarkStart w:id="65" w:name="notes-per-profile"/>
+    <w:p>
+      <w:pPr>
+        <w:pStyle w:val="Heading3"/>
+      </w:pPr>
+      <w:r>
+        <w:t xml:space="preserve">Notes per profile</w:t>
+      </w:r>
+    </w:p>
+    <w:tbl>
+      <w:tblPr>
+        <w:tblStyle w:val="Table"/>
+        <w:tblW w:type="auto" w:w="0"/>
+        <w:tblLook w:firstRow="1" w:lastRow="0" w:firstColumn="0" w:lastColumn="0" w:noHBand="0" w:noVBand="0" w:val="0020"/>
+        <w:jc w:val="start"/>
+      </w:tblPr>
+      <w:tblGrid>
+        <w:gridCol w:w="3960"/>
+        <w:gridCol w:w="3960"/>
+      </w:tblGrid>
+      <w:tr>
+        <w:trPr>
+          <w:tblHeader w:val="true"/>
+        </w:trPr>
+        <w:tc>
+          <w:tcPr/>
+          <w:p>
+            <w:pPr>
+              <w:pStyle w:val="Compact"/>
+              <w:jc w:val="left"/>
+            </w:pPr>
+            <w:r>
+              <w:t xml:space="preserve">Profile</w:t>
+            </w:r>
+          </w:p>
+        </w:tc>
+        <w:tc>
+          <w:tcPr/>
+          <w:p>
+            <w:pPr>
+              <w:pStyle w:val="Compact"/>
+              <w:jc w:val="left"/>
+            </w:pPr>
+            <w:r>
+              <w:t xml:space="preserve">During failover, link cut or maintenance</w:t>
+            </w:r>
+          </w:p>
+        </w:tc>
+      </w:tr>
+      <w:tr>
+        <w:tc>
+          <w:tcPr/>
+          <w:p>
+            <w:pPr>
+              <w:pStyle w:val="Compact"/>
+              <w:jc w:val="left"/>
+            </w:pPr>
+            <w:r>
+              <w:t xml:space="preserve">DPAF counter officer</w:t>
+            </w:r>
+          </w:p>
+        </w:tc>
+        <w:tc>
+          <w:tcPr/>
+          <w:p>
+            <w:pPr>
+              <w:pStyle w:val="Compact"/>
+              <w:jc w:val="left"/>
+            </w:pPr>
+            <w:r>
+              <w:t xml:space="preserve">Follow the shift leader's instructions; do not confirm a crossing twice; note the time and the exact message displayed</w:t>
+            </w:r>
+          </w:p>
+        </w:tc>
+      </w:tr>
+      <w:tr>
+        <w:tc>
+          <w:tcPr/>
+          <w:p>
+            <w:pPr>
+              <w:pStyle w:val="Compact"/>
+              <w:jc w:val="left"/>
+            </w:pPr>
+            <w:r>
+              <w:t xml:space="preserve">eGate supervisor</w:t>
+            </w:r>
+          </w:p>
+        </w:tc>
+        <w:tc>
+          <w:tcPr/>
+          <w:p>
+            <w:pPr>
+              <w:pStyle w:val="Compact"/>
+              <w:jc w:val="left"/>
+            </w:pPr>
+            <w:r>
+              <w:t xml:space="preserve">Close the gates whose kiosk shows that the WawID server is unreachable; reopen them after a test crossing once service returns</w:t>
+            </w:r>
+          </w:p>
+        </w:tc>
+      </w:tr>
+      <w:tr>
+        <w:tc>
+          <w:tcPr/>
+          <w:p>
+            <w:pPr>
+              <w:pStyle w:val="Compact"/>
+              <w:jc w:val="left"/>
+            </w:pPr>
+            <w:r>
+              <w:t xml:space="preserve">Intelligence analyst</w:t>
+            </w:r>
+          </w:p>
+        </w:tc>
+        <w:tc>
+          <w:tcPr/>
+          <w:p>
+            <w:pPr>
+              <w:pStyle w:val="Compact"/>
+              <w:jc w:val="left"/>
+            </w:pPr>
+            <w:r>
+              <w:t xml:space="preserve">Checks rely on the local copy of the lists: when service resumes, check the</w:t>
+            </w:r>
+            <w:r>
+              <w:t xml:space="preserve"> </w:t>
+            </w:r>
+            <w:r>
+              <w:rPr>
+                <w:bCs/>
+                <w:b/>
+              </w:rPr>
+              <w:t xml:space="preserve">Connectors</w:t>
+            </w:r>
+            <w:r>
+              <w:t xml:space="preserve"> </w:t>
+            </w:r>
+            <w:r>
+              <w:t xml:space="preserve">(</w:t>
+            </w:r>
+            <w:r>
+              <w:rPr>
+                <w:bCs/>
+                <w:b/>
+              </w:rPr>
+              <w:t xml:space="preserve">Test</w:t>
+            </w:r>
+            <w:r>
+              <w:t xml:space="preserve">) and the alerts received during the cut</w:t>
+            </w:r>
+          </w:p>
+        </w:tc>
+      </w:tr>
+      <w:tr>
+        <w:tc>
+          <w:tcPr/>
+          <w:p>
+            <w:pPr>
+              <w:pStyle w:val="Compact"/>
+              <w:jc w:val="left"/>
+            </w:pPr>
+            <w:r>
+              <w:t xml:space="preserve">Post supervisor</w:t>
+            </w:r>
+          </w:p>
+        </w:tc>
+        <w:tc>
+          <w:tcPr/>
+          <w:p>
+            <w:pPr>
+              <w:pStyle w:val="Compact"/>
+              <w:jc w:val="left"/>
+            </w:pPr>
+            <w:r>
+              <w:t xml:space="preserve">Declare and close degraded mode; after a failover, check</w:t>
+            </w:r>
+            <w:r>
+              <w:t xml:space="preserve"> </w:t>
+            </w:r>
+            <w:r>
+              <w:rPr>
+                <w:bCs/>
+                <w:b/>
+              </w:rPr>
+              <w:t xml:space="preserve">Chain intact</w:t>
+            </w:r>
+            <w:r>
+              <w:t xml:space="preserve"> </w:t>
+            </w:r>
+            <w:r>
+              <w:t xml:space="preserve">and that your post's data has come back</w:t>
+            </w:r>
+          </w:p>
+        </w:tc>
+      </w:tr>
+      <w:tr>
+        <w:tc>
+          <w:tcPr/>
+          <w:p>
+            <w:pPr>
+              <w:pStyle w:val="Compact"/>
+              <w:jc w:val="left"/>
+            </w:pPr>
+            <w:r>
+              <w:t xml:space="preserve">Administrator</w:t>
+            </w:r>
+          </w:p>
+        </w:tc>
+        <w:tc>
+          <w:tcPr/>
+          <w:p>
+            <w:pPr>
+              <w:pStyle w:val="Compact"/>
+              <w:jc w:val="left"/>
+            </w:pPr>
+            <w:r>
+              <w:t xml:space="preserve">Relay maintenance announcements; after a failover, check sign-ins and</w:t>
+            </w:r>
+            <w:r>
+              <w:t xml:space="preserve"> </w:t>
+            </w:r>
+            <w:r>
+              <w:rPr>
+                <w:bCs/>
+                <w:b/>
+              </w:rPr>
+              <w:t xml:space="preserve">Connectors</w:t>
+            </w:r>
+            <w:r>
+              <w:t xml:space="preserve">; never reset the demo in operations</w:t>
+            </w:r>
+          </w:p>
+        </w:tc>
+      </w:tr>
+      <w:tr>
+        <w:tc>
+          <w:tcPr/>
+          <w:p>
+            <w:pPr>
+              <w:pStyle w:val="Compact"/>
+              <w:jc w:val="left"/>
+            </w:pPr>
+            <w:r>
+              <w:t xml:space="preserve">Treasury officer</w:t>
+            </w:r>
+          </w:p>
+        </w:tc>
+        <w:tc>
+          <w:tcPr/>
+          <w:p>
+            <w:pPr>
+              <w:pStyle w:val="Compact"/>
+              <w:jc w:val="left"/>
+            </w:pPr>
+            <w:r>
+              <w:t xml:space="preserve">Before re-entering an interrupted collection or transfer, check the invoice record: a recorded collection can be neither edited nor deleted in this version</w:t>
+            </w:r>
+          </w:p>
+        </w:tc>
+      </w:tr>
+      <w:tr>
+        <w:tc>
+          <w:tcPr/>
+          <w:p>
+            <w:pPr>
+              <w:pStyle w:val="Compact"/>
+              <w:jc w:val="left"/>
+            </w:pPr>
+            <w:r>
+              <w:t xml:space="preserve">Airline</w:t>
+            </w:r>
+          </w:p>
+        </w:tc>
+        <w:tc>
+          <w:tcPr/>
+          <w:p>
+            <w:pPr>
+              <w:pStyle w:val="Compact"/>
+              <w:jc w:val="left"/>
+            </w:pPr>
+            <w:r>
+              <w:t xml:space="preserve">See below</w:t>
+            </w:r>
+          </w:p>
+        </w:tc>
+      </w:tr>
+      <w:tr>
+        <w:tc>
+          <w:tcPr/>
+          <w:p>
+            <w:pPr>
+              <w:pStyle w:val="Compact"/>
+              <w:jc w:val="left"/>
+            </w:pPr>
+            <w:r>
+              <w:t xml:space="preserve">Traveler</w:t>
+            </w:r>
+          </w:p>
+        </w:tc>
+        <w:tc>
+          <w:tcPr/>
+          <w:p>
+            <w:pPr>
+              <w:pStyle w:val="Compact"/>
+              <w:jc w:val="left"/>
+            </w:pPr>
+            <w:r>
+              <w:t xml:space="preserve">The portal and the app may be briefly unavailable; try again later and keep your</w:t>
+            </w:r>
+            <w:r>
+              <w:t xml:space="preserve"> </w:t>
+            </w:r>
+            <w:r>
+              <w:rPr>
+                <w:rStyle w:val="VerbatimChar"/>
+              </w:rPr>
+              <w:t xml:space="preserve">EV…</w:t>
+            </w:r>
+            <w:r>
+              <w:t xml:space="preserve"> </w:t>
+            </w:r>
+            <w:r>
+              <w:t xml:space="preserve">reference</w:t>
+            </w:r>
+          </w:p>
+        </w:tc>
+      </w:tr>
+    </w:tbl>
+    <w:bookmarkEnd w:id="65"/>
+    <w:bookmarkStart w:id="66" w:name="airlines-resending-messages"/>
+    <w:p>
+      <w:pPr>
+        <w:pStyle w:val="Heading3"/>
+      </w:pPr>
+      <w:r>
+        <w:t xml:space="preserve">Airlines: resending messages</w:t>
+      </w:r>
+    </w:p>
+    <w:p>
+      <w:pPr>
+        <w:numPr>
+          <w:ilvl w:val="0"/>
+          <w:numId w:val="1020"/>
+        </w:numPr>
+        <w:pStyle w:val="Compact"/>
+      </w:pPr>
+      <w:r>
+        <w:t xml:space="preserve">If the gateway does not respond or returns a server error (</w:t>
+      </w:r>
+      <w:r>
+        <w:rPr>
+          <w:rStyle w:val="VerbatimChar"/>
+        </w:rPr>
+        <w:t xml:space="preserve">500</w:t>
+      </w:r>
+      <w:r>
+        <w:t xml:space="preserve"> </w:t>
+      </w:r>
+      <w:r>
+        <w:t xml:space="preserve">or no response), resend the</w:t>
+      </w:r>
+      <w:r>
+        <w:t xml:space="preserve"> </w:t>
+      </w:r>
+      <w:r>
+        <w:rPr>
+          <w:bCs/>
+          <w:b/>
+        </w:rPr>
+        <w:t xml:space="preserve">same</w:t>
+      </w:r>
+      <w:r>
+        <w:t xml:space="preserve"> </w:t>
+      </w:r>
+      <w:r>
+        <w:t xml:space="preserve">message a little later. A</w:t>
+      </w:r>
+      <w:r>
+        <w:t xml:space="preserve"> </w:t>
+      </w:r>
+      <w:r>
+        <w:rPr>
+          <w:rStyle w:val="VerbatimChar"/>
+        </w:rPr>
+        <w:t xml:space="preserve">401</w:t>
+      </w:r>
+      <w:r>
+        <w:t xml:space="preserve"> </w:t>
+      </w:r>
+      <w:r>
+        <w:t xml:space="preserve">or</w:t>
+      </w:r>
+      <w:r>
+        <w:t xml:space="preserve"> </w:t>
+      </w:r>
+      <w:r>
+        <w:rPr>
+          <w:rStyle w:val="VerbatimChar"/>
+        </w:rPr>
+        <w:t xml:space="preserve">422</w:t>
+      </w:r>
+      <w:r>
+        <w:t xml:space="preserve"> </w:t>
+      </w:r>
+      <w:r>
+        <w:t xml:space="preserve">response is not fixed by resending the same message.</w:t>
+      </w:r>
+    </w:p>
+    <w:p>
+      <w:pPr>
+        <w:numPr>
+          <w:ilvl w:val="0"/>
+          <w:numId w:val="1020"/>
+        </w:numPr>
+        <w:pStyle w:val="Compact"/>
+      </w:pPr>
+      <w:r>
+        <w:rPr>
+          <w:bCs/>
+          <w:b/>
+        </w:rPr>
+        <w:t xml:space="preserve">Existing</w:t>
+      </w:r>
+      <w:r>
+        <w:t xml:space="preserve">: a resend creates a new message with a new</w:t>
+      </w:r>
+      <w:r>
+        <w:t xml:space="preserve"> </w:t>
+      </w:r>
+      <w:r>
+        <w:rPr>
+          <w:rStyle w:val="VerbatimChar"/>
+        </w:rPr>
+        <w:t xml:space="preserve">MSG-…</w:t>
+      </w:r>
+      <w:r>
+        <w:t xml:space="preserve"> </w:t>
+      </w:r>
+      <w:r>
+        <w:t xml:space="preserve">reference (both appear in the</w:t>
+      </w:r>
+      <w:r>
+        <w:t xml:space="preserve"> </w:t>
+      </w:r>
+      <w:r>
+        <w:rPr>
+          <w:bCs/>
+          <w:b/>
+        </w:rPr>
+        <w:t xml:space="preserve">Messages</w:t>
+      </w:r>
+      <w:r>
+        <w:t xml:space="preserve"> </w:t>
+      </w:r>
+      <w:r>
+        <w:t xml:space="preserve">screen), but passengers of the same flight, on the same date, are merged by document number: the resend does not create duplicate passengers.</w:t>
+      </w:r>
+    </w:p>
+    <w:p>
+      <w:pPr>
+        <w:numPr>
+          <w:ilvl w:val="0"/>
+          <w:numId w:val="1020"/>
+        </w:numPr>
+        <w:pStyle w:val="Compact"/>
+      </w:pPr>
+      <w:r>
+        <w:rPr>
+          <w:bCs/>
+          <w:b/>
+        </w:rPr>
+        <w:t xml:space="preserve">To be developed</w:t>
+      </w:r>
+      <w:r>
+        <w:t xml:space="preserve">: an explicit idempotency key (same reference returned for a message already received) and automatic resend guidelines documented in</w:t>
       </w:r>
       <w:r>
         <w:t xml:space="preserve"> </w:t>
@@ -8658,10 +9778,382 @@
           <w:iCs/>
           <w:i/>
         </w:rPr>
+        <w:t xml:space="preserve">API reference (airlines, devices, connectors)</w:t>
+      </w:r>
+      <w:r>
+        <w:t xml:space="preserve">.</w:t>
+      </w:r>
+    </w:p>
+    <w:p>
+      <w:pPr>
+        <w:numPr>
+          <w:ilvl w:val="0"/>
+          <w:numId w:val="1020"/>
+        </w:numPr>
+        <w:pStyle w:val="Compact"/>
+      </w:pPr>
+      <w:r>
+        <w:t xml:space="preserve">Security fee payment declaration: in case of error, first check in the invoice whether the declaration appears; a resent declaration creates a second declaration, which the Treasury will reject as a duplicate.</w:t>
+      </w:r>
+    </w:p>
+    <w:bookmarkEnd w:id="66"/>
+    <w:bookmarkStart w:id="67" w:name="backups-and-restorations-administrator"/>
+    <w:p>
+      <w:pPr>
+        <w:pStyle w:val="Heading3"/>
+      </w:pPr>
+      <w:r>
+        <w:t xml:space="preserve">Backups and restorations (administrator)</w:t>
+      </w:r>
+    </w:p>
+    <w:p>
+      <w:pPr>
+        <w:numPr>
+          <w:ilvl w:val="0"/>
+          <w:numId w:val="1021"/>
+        </w:numPr>
+        <w:pStyle w:val="Compact"/>
+      </w:pPr>
+      <w:r>
+        <w:t xml:space="preserve">Backups are automatic and managed by the operator; no user action is required.</w:t>
+      </w:r>
+    </w:p>
+    <w:p>
+      <w:pPr>
+        <w:numPr>
+          <w:ilvl w:val="0"/>
+          <w:numId w:val="1021"/>
+        </w:numPr>
+        <w:pStyle w:val="Compact"/>
+      </w:pPr>
+      <w:r>
+        <w:t xml:space="preserve">A restoration request (data deleted or modified by mistake, incident) is sent in writing by the administrator to the operator (level L2), with the item, the date and time concerned and the reason. It requires the DPAF's agreement and the intervention of two authorized people.</w:t>
+      </w:r>
+    </w:p>
+    <w:p>
+      <w:pPr>
+        <w:numPr>
+          <w:ilvl w:val="0"/>
+          <w:numId w:val="1021"/>
+        </w:numPr>
+        <w:pStyle w:val="Compact"/>
+      </w:pPr>
+      <w:r>
+        <w:t xml:space="preserve">A restoration must never be used to erase a trace from the</w:t>
+      </w:r>
+      <w:r>
+        <w:t xml:space="preserve"> </w:t>
+      </w:r>
+      <w:r>
+        <w:rPr>
+          <w:bCs/>
+          <w:b/>
+        </w:rPr>
+        <w:t xml:space="preserve">Audit log</w:t>
+      </w:r>
+      <w:r>
+        <w:t xml:space="preserve">; after any restoration, the administrator checks</w:t>
+      </w:r>
+      <w:r>
+        <w:t xml:space="preserve"> </w:t>
+      </w:r>
+      <w:r>
+        <w:rPr>
+          <w:bCs/>
+          <w:b/>
+        </w:rPr>
+        <w:t xml:space="preserve">Chain intact</w:t>
+      </w:r>
+      <w:r>
+        <w:t xml:space="preserve">.</w:t>
+      </w:r>
+    </w:p>
+    <w:p>
+      <w:pPr>
+        <w:numPr>
+          <w:ilvl w:val="0"/>
+          <w:numId w:val="1021"/>
+        </w:numPr>
+        <w:pStyle w:val="Compact"/>
+      </w:pPr>
+      <w:r>
+        <w:t xml:space="preserve">In the demonstrator there is no dedicated backup; resetting the demo is not a restoration.</w:t>
+      </w:r>
+    </w:p>
+    <w:bookmarkEnd w:id="67"/>
+    <w:bookmarkEnd w:id="68"/>
+    <w:bookmarkStart w:id="69" w:name="support-and-escalation"/>
+    <w:p>
+      <w:pPr>
+        <w:pStyle w:val="Heading2"/>
+      </w:pPr>
+      <w:r>
+        <w:t xml:space="preserve">Support and escalation</w:t>
+      </w:r>
+    </w:p>
+    <w:tbl>
+      <w:tblPr>
+        <w:tblStyle w:val="Table"/>
+        <w:tblW w:type="auto" w:w="0"/>
+        <w:tblLook w:firstRow="1" w:lastRow="0" w:firstColumn="0" w:lastColumn="0" w:noHBand="0" w:noVBand="0" w:val="0020"/>
+        <w:jc w:val="start"/>
+      </w:tblPr>
+      <w:tblGrid>
+        <w:gridCol w:w="2640"/>
+        <w:gridCol w:w="2640"/>
+        <w:gridCol w:w="2640"/>
+      </w:tblGrid>
+      <w:tr>
+        <w:trPr>
+          <w:tblHeader w:val="true"/>
+        </w:trPr>
+        <w:tc>
+          <w:tcPr/>
+          <w:p>
+            <w:pPr>
+              <w:pStyle w:val="Compact"/>
+              <w:jc w:val="left"/>
+            </w:pPr>
+            <w:r>
+              <w:t xml:space="preserve">Level</w:t>
+            </w:r>
+          </w:p>
+        </w:tc>
+        <w:tc>
+          <w:tcPr/>
+          <w:p>
+            <w:pPr>
+              <w:pStyle w:val="Compact"/>
+              <w:jc w:val="left"/>
+            </w:pPr>
+            <w:r>
+              <w:t xml:space="preserve">Who</w:t>
+            </w:r>
+          </w:p>
+        </w:tc>
+        <w:tc>
+          <w:tcPr/>
+          <w:p>
+            <w:pPr>
+              <w:pStyle w:val="Compact"/>
+              <w:jc w:val="left"/>
+            </w:pPr>
+            <w:r>
+              <w:t xml:space="preserve">For what</w:t>
+            </w:r>
+          </w:p>
+        </w:tc>
+      </w:tr>
+      <w:tr>
+        <w:tc>
+          <w:tcPr/>
+          <w:p>
+            <w:pPr>
+              <w:pStyle w:val="Compact"/>
+              <w:jc w:val="left"/>
+            </w:pPr>
+            <w:r>
+              <w:t xml:space="preserve">L1</w:t>
+            </w:r>
+          </w:p>
+        </w:tc>
+        <w:tc>
+          <w:tcPr/>
+          <w:p>
+            <w:pPr>
+              <w:pStyle w:val="Compact"/>
+              <w:jc w:val="left"/>
+            </w:pPr>
+            <w:r>
+              <w:t xml:space="preserve">Shift leader and post WawID focal point</w:t>
+            </w:r>
+          </w:p>
+        </w:tc>
+        <w:tc>
+          <w:tcPr/>
+          <w:p>
+            <w:pPr>
+              <w:pStyle w:val="Compact"/>
+              <w:jc w:val="left"/>
+            </w:pPr>
+            <w:r>
+              <w:t xml:space="preserve">Any operational question, escalation of a check, closing an eGate; reader, NFC bridge, camera, kiosk, local network, declaring degraded mode</w:t>
+            </w:r>
+          </w:p>
+        </w:tc>
+      </w:tr>
+      <w:tr>
+        <w:tc>
+          <w:tcPr/>
+          <w:p>
+            <w:pPr>
+              <w:pStyle w:val="Compact"/>
+              <w:jc w:val="left"/>
+            </w:pPr>
+            <w:r>
+              <w:t xml:space="preserve">L2</w:t>
+            </w:r>
+          </w:p>
+        </w:tc>
+        <w:tc>
+          <w:tcPr/>
+          <w:p>
+            <w:pPr>
+              <w:pStyle w:val="Compact"/>
+              <w:jc w:val="left"/>
+            </w:pPr>
+            <w:r>
+              <w:t xml:space="preserve">Central WawID administrator, operator support and 24/7 network operations center (NOC)</w:t>
+            </w:r>
+          </w:p>
+        </w:tc>
+        <w:tc>
+          <w:tcPr/>
+          <w:p>
+            <w:pPr>
+              <w:pStyle w:val="Compact"/>
+              <w:jc w:val="left"/>
+            </w:pPr>
+            <w:r>
+              <w:t xml:space="preserve">Accounts and roles, settings, connectors, device and airline keys; post links; data center status; restoration requests</w:t>
+            </w:r>
+          </w:p>
+        </w:tc>
+      </w:tr>
+      <w:tr>
+        <w:tc>
+          <w:tcPr/>
+          <w:p>
+            <w:pPr>
+              <w:pStyle w:val="Compact"/>
+              <w:jc w:val="left"/>
+            </w:pPr>
+            <w:r>
+              <w:t xml:space="preserve">L3</w:t>
+            </w:r>
+          </w:p>
+        </w:tc>
+        <w:tc>
+          <w:tcPr/>
+          <w:p>
+            <w:pPr>
+              <w:pStyle w:val="Compact"/>
+              <w:jc w:val="left"/>
+            </w:pPr>
+            <w:r>
+              <w:t xml:space="preserve">Operator experts (infrastructure, database) and development team</w:t>
+            </w:r>
+          </w:p>
+        </w:tc>
+        <w:tc>
+          <w:tcPr/>
+          <w:p>
+            <w:pPr>
+              <w:pStyle w:val="Compact"/>
+              <w:jc w:val="left"/>
+            </w:pPr>
+            <w:r>
+              <w:t xml:space="preserve">Software defects, central site failover, restoration</w:t>
+            </w:r>
+          </w:p>
+        </w:tc>
+      </w:tr>
+      <w:tr>
+        <w:tc>
+          <w:tcPr/>
+          <w:p>
+            <w:pPr>
+              <w:pStyle w:val="Compact"/>
+              <w:jc w:val="left"/>
+            </w:pPr>
+            <w:r>
+              <w:t xml:space="preserve">Security</w:t>
+            </w:r>
+          </w:p>
+        </w:tc>
+        <w:tc>
+          <w:tcPr/>
+          <w:p>
+            <w:pPr>
+              <w:pStyle w:val="Compact"/>
+              <w:jc w:val="left"/>
+            </w:pPr>
+            <w:r>
+              <w:t xml:space="preserve">Security officer and SOC</w:t>
+            </w:r>
+          </w:p>
+        </w:tc>
+        <w:tc>
+          <w:tcPr/>
+          <w:p>
+            <w:pPr>
+              <w:pStyle w:val="Compact"/>
+              <w:jc w:val="left"/>
+            </w:pPr>
+            <w:r>
+              <w:t xml:space="preserve">Security incident, broken audit chain, key leak</w:t>
+            </w:r>
+          </w:p>
+        </w:tc>
+      </w:tr>
+      <w:tr>
+        <w:tc>
+          <w:tcPr/>
+          <w:p>
+            <w:pPr>
+              <w:pStyle w:val="Compact"/>
+              <w:jc w:val="left"/>
+            </w:pPr>
+            <w:r>
+              <w:t xml:space="preserve">Crisis</w:t>
+            </w:r>
+          </w:p>
+        </w:tc>
+        <w:tc>
+          <w:tcPr/>
+          <w:p>
+            <w:pPr>
+              <w:pStyle w:val="Compact"/>
+              <w:jc w:val="left"/>
+            </w:pPr>
+            <w:r>
+              <w:t xml:space="preserve">Crisis unit (operator and DPAF)</w:t>
+            </w:r>
+          </w:p>
+        </w:tc>
+        <w:tc>
+          <w:tcPr/>
+          <w:p>
+            <w:pPr>
+              <w:pStyle w:val="Compact"/>
+              <w:jc w:val="left"/>
+            </w:pPr>
+            <w:r>
+              <w:t xml:space="preserve">General outage, loss of a data center, ransomware, prolonged degraded mode</w:t>
+            </w:r>
+          </w:p>
+        </w:tc>
+      </w:tr>
+    </w:tbl>
+    <w:p>
+      <w:pPr>
+        <w:pStyle w:val="BodyText"/>
+      </w:pPr>
+      <w:r>
+        <w:t xml:space="preserve">Contact details for each level are set by the DPAF and the operator at go-live (see</w:t>
+      </w:r>
+      <w:r>
+        <w:t xml:space="preserve"> </w:t>
+      </w:r>
+      <w:r>
+        <w:rPr>
+          <w:iCs/>
+          <w:i/>
+        </w:rPr>
         <w:t xml:space="preserve">Installation guide — Senegal</w:t>
       </w:r>
       <w:r>
-        <w:t xml:space="preserve">). For any incident, note the time, post, device, the exact message displayed and, where applicable, the reference (</w:t>
+        <w:t xml:space="preserve">). The network operations center (NOC) can be reached 24/7; it may already be aware of a general outage before you call, but always report an incident observed at the post. For any incident, note the time, post, device, the exact message displayed and, where applicable, the reference (</w:t>
       </w:r>
       <w:r>
         <w:rPr>
@@ -8697,7 +10189,7 @@
         <w:t xml:space="preserve">).</w:t>
       </w:r>
     </w:p>
-    <w:bookmarkEnd w:id="60"/>
+    <w:bookmarkEnd w:id="69"/>
     <w:sectPr/>
   </w:body>
 </w:document>
@@ -9450,6 +10942,45 @@
     <w:lvlOverride w:ilvl="8">
       <w:startOverride w:val="1"/>
     </w:lvlOverride>
+  </w:num>
+  <w:num w:numId="1018">
+    <w:abstractNumId w:val="99411"/>
+    <w:lvlOverride w:ilvl="0">
+      <w:startOverride w:val="1"/>
+    </w:lvlOverride>
+    <w:lvlOverride w:ilvl="1">
+      <w:startOverride w:val="1"/>
+    </w:lvlOverride>
+    <w:lvlOverride w:ilvl="2">
+      <w:startOverride w:val="1"/>
+    </w:lvlOverride>
+    <w:lvlOverride w:ilvl="3">
+      <w:startOverride w:val="1"/>
+    </w:lvlOverride>
+    <w:lvlOverride w:ilvl="4">
+      <w:startOverride w:val="1"/>
+    </w:lvlOverride>
+    <w:lvlOverride w:ilvl="5">
+      <w:startOverride w:val="1"/>
+    </w:lvlOverride>
+    <w:lvlOverride w:ilvl="6">
+      <w:startOverride w:val="1"/>
+    </w:lvlOverride>
+    <w:lvlOverride w:ilvl="7">
+      <w:startOverride w:val="1"/>
+    </w:lvlOverride>
+    <w:lvlOverride w:ilvl="8">
+      <w:startOverride w:val="1"/>
+    </w:lvlOverride>
+  </w:num>
+  <w:num w:numId="1019">
+    <w:abstractNumId w:val="991"/>
+  </w:num>
+  <w:num w:numId="1020">
+    <w:abstractNumId w:val="991"/>
+  </w:num>
+  <w:num w:numId="1021">
+    <w:abstractNumId w:val="991"/>
   </w:num>
 </w:numbering>
 </file>

--- a/wawid/docs/guides/WawID-User-guide.docx
+++ b/wawid/docs/guides/WawID-User-guide.docx
@@ -1970,7 +1970,36 @@
         <w:t xml:space="preserve">Cases</w:t>
       </w:r>
       <w:r>
-        <w:t xml:space="preserve">. You can view watchlists and rules but not change them.</w:t>
+        <w:t xml:space="preserve">. You can view watchlists and rules but not change them. Under</w:t>
+      </w:r>
+      <w:r>
+        <w:t xml:space="preserve"> </w:t>
+      </w:r>
+      <w:r>
+        <w:rPr>
+          <w:bCs/>
+          <w:b/>
+        </w:rPr>
+        <w:t xml:space="preserve">e-Visa &amp; travelers</w:t>
+      </w:r>
+      <w:r>
+        <w:t xml:space="preserve">, the</w:t>
+      </w:r>
+      <w:r>
+        <w:t xml:space="preserve"> </w:t>
+      </w:r>
+      <w:r>
+        <w:rPr>
+          <w:bCs/>
+          <w:b/>
+        </w:rPr>
+        <w:t xml:space="preserve">Delegations</w:t>
+      </w:r>
+      <w:r>
+        <w:t xml:space="preserve"> </w:t>
+      </w:r>
+      <w:r>
+        <w:t xml:space="preserve">tile lets you view expected delegations and check in their members' arrival.</w:t>
       </w:r>
     </w:p>
     <w:bookmarkEnd w:id="23"/>
@@ -3268,6 +3297,105 @@
               <w:jc w:val="left"/>
             </w:pPr>
             <w:r>
+              <w:t xml:space="preserve">Delegation member</w:t>
+            </w:r>
+          </w:p>
+        </w:tc>
+        <w:tc>
+          <w:tcPr/>
+          <w:p>
+            <w:pPr>
+              <w:pStyle w:val="Compact"/>
+              <w:jc w:val="left"/>
+            </w:pPr>
+            <w:r>
+              <w:t xml:space="preserve">Blue</w:t>
+            </w:r>
+            <w:r>
+              <w:t xml:space="preserve"> </w:t>
+            </w:r>
+            <w:r>
+              <w:rPr>
+                <w:bCs/>
+                <w:b/>
+              </w:rPr>
+              <w:t xml:space="preserve">Member of delegation DL…</w:t>
+            </w:r>
+            <w:r>
+              <w:t xml:space="preserve"> </w:t>
+            </w:r>
+            <w:r>
+              <w:t xml:space="preserve">banner above the checks, with the role, passport type and, where relevant, the collective entry authorization</w:t>
+            </w:r>
+          </w:p>
+        </w:tc>
+        <w:tc>
+          <w:tcPr/>
+          <w:p>
+            <w:pPr>
+              <w:pStyle w:val="Compact"/>
+              <w:jc w:val="left"/>
+            </w:pPr>
+            <w:r>
+              <w:t xml:space="preserve">Check and decide as for any traveler: the banner exempts no one from any check. Then click</w:t>
+            </w:r>
+            <w:r>
+              <w:t xml:space="preserve"> </w:t>
+            </w:r>
+            <w:r>
+              <w:rPr>
+                <w:bCs/>
+                <w:b/>
+              </w:rPr>
+              <w:t xml:space="preserve">View the delegation</w:t>
+            </w:r>
+            <w:r>
+              <w:t xml:space="preserve"> </w:t>
+            </w:r>
+            <w:r>
+              <w:t xml:space="preserve">and</w:t>
+            </w:r>
+            <w:r>
+              <w:t xml:space="preserve"> </w:t>
+            </w:r>
+            <w:r>
+              <w:rPr>
+                <w:bCs/>
+                <w:b/>
+              </w:rPr>
+              <w:t xml:space="preserve">Check in</w:t>
+            </w:r>
+            <w:r>
+              <w:t xml:space="preserve"> </w:t>
+            </w:r>
+            <w:r>
+              <w:t xml:space="preserve">on the member's row. For a VIP delegation, follow the post's protocol reception instructions. See</w:t>
+            </w:r>
+            <w:r>
+              <w:t xml:space="preserve"> </w:t>
+            </w:r>
+            <w:r>
+              <w:rPr>
+                <w:iCs/>
+                <w:i/>
+              </w:rPr>
+              <w:t xml:space="preserve">Delegations: official visits, competitions, conferences</w:t>
+            </w:r>
+            <w:r>
+              <w:t xml:space="preserve">.</w:t>
+            </w:r>
+          </w:p>
+        </w:tc>
+      </w:tr>
+      <w:tr>
+        <w:tc>
+          <w:tcPr/>
+          <w:p>
+            <w:pPr>
+              <w:pStyle w:val="Compact"/>
+              <w:jc w:val="left"/>
+            </w:pPr>
+            <w:r>
               <w:t xml:space="preserve">e-Visa QR rejected</w:t>
             </w:r>
           </w:p>
@@ -4348,7 +4476,7 @@
     </w:p>
     <w:bookmarkEnd w:id="32"/>
     <w:bookmarkEnd w:id="33"/>
-    <w:bookmarkStart w:id="38" w:name="intelligence-analyst"/>
+    <w:bookmarkStart w:id="39" w:name="intelligence-analyst"/>
     <w:p>
       <w:pPr>
         <w:pStyle w:val="Heading2"/>
@@ -4746,55 +4874,42 @@
           <w:bCs/>
           <w:b/>
         </w:rPr>
-        <w:t xml:space="preserve">Watchlists</w:t>
-      </w:r>
-      <w:r>
-        <w:t xml:space="preserve"> </w:t>
-      </w:r>
-      <w:r>
-        <w:t xml:space="preserve">and</w:t>
-      </w:r>
-      <w:r>
-        <w:t xml:space="preserve"> </w:t>
-      </w:r>
-      <w:r>
-        <w:rPr>
-          <w:bCs/>
-          <w:b/>
-        </w:rPr>
-        <w:t xml:space="preserve">Targeting rules</w:t>
-      </w:r>
-      <w:r>
-        <w:t xml:space="preserve">: update entries and rules according to instructions received, always filling in the</w:t>
-      </w:r>
-      <w:r>
-        <w:t xml:space="preserve"> </w:t>
-      </w:r>
-      <w:r>
-        <w:rPr>
-          <w:bCs/>
-          <w:b/>
-        </w:rPr>
-        <w:t xml:space="preserve">Reference</w:t>
-      </w:r>
-      <w:r>
-        <w:t xml:space="preserve"> </w:t>
-      </w:r>
-      <w:r>
-        <w:t xml:space="preserve">and the</w:t>
-      </w:r>
-      <w:r>
-        <w:t xml:space="preserve"> </w:t>
-      </w:r>
-      <w:r>
-        <w:rPr>
-          <w:bCs/>
-          <w:b/>
-        </w:rPr>
-        <w:t xml:space="preserve">Reason</w:t>
-      </w:r>
-      <w:r>
-        <w:t xml:space="preserve">.</w:t>
+        <w:t xml:space="preserve">Delegations</w:t>
+      </w:r>
+      <w:r>
+        <w:t xml:space="preserve">: process delegations</w:t>
+      </w:r>
+      <w:r>
+        <w:t xml:space="preserve"> </w:t>
+      </w:r>
+      <w:r>
+        <w:rPr>
+          <w:bCs/>
+          <w:b/>
+        </w:rPr>
+        <w:t xml:space="preserve">to validate</w:t>
+      </w:r>
+      <w:r>
+        <w:t xml:space="preserve"> </w:t>
+      </w:r>
+      <w:r>
+        <w:t xml:space="preserve">and the related</w:t>
+      </w:r>
+      <w:r>
+        <w:t xml:space="preserve"> </w:t>
+      </w:r>
+      <w:r>
+        <w:rPr>
+          <w:bCs/>
+          <w:b/>
+        </w:rPr>
+        <w:t xml:space="preserve">Delegation (pre-screening)</w:t>
+      </w:r>
+      <w:r>
+        <w:t xml:space="preserve"> </w:t>
+      </w:r>
+      <w:r>
+        <w:t xml:space="preserve">alerts (see below).</w:t>
       </w:r>
     </w:p>
     <w:p>
@@ -4810,6 +4925,70 @@
           <w:bCs/>
           <w:b/>
         </w:rPr>
+        <w:t xml:space="preserve">Watchlists</w:t>
+      </w:r>
+      <w:r>
+        <w:t xml:space="preserve"> </w:t>
+      </w:r>
+      <w:r>
+        <w:t xml:space="preserve">and</w:t>
+      </w:r>
+      <w:r>
+        <w:t xml:space="preserve"> </w:t>
+      </w:r>
+      <w:r>
+        <w:rPr>
+          <w:bCs/>
+          <w:b/>
+        </w:rPr>
+        <w:t xml:space="preserve">Targeting rules</w:t>
+      </w:r>
+      <w:r>
+        <w:t xml:space="preserve">: update entries and rules according to instructions received, always filling in the</w:t>
+      </w:r>
+      <w:r>
+        <w:t xml:space="preserve"> </w:t>
+      </w:r>
+      <w:r>
+        <w:rPr>
+          <w:bCs/>
+          <w:b/>
+        </w:rPr>
+        <w:t xml:space="preserve">Reference</w:t>
+      </w:r>
+      <w:r>
+        <w:t xml:space="preserve"> </w:t>
+      </w:r>
+      <w:r>
+        <w:t xml:space="preserve">and the</w:t>
+      </w:r>
+      <w:r>
+        <w:t xml:space="preserve"> </w:t>
+      </w:r>
+      <w:r>
+        <w:rPr>
+          <w:bCs/>
+          <w:b/>
+        </w:rPr>
+        <w:t xml:space="preserve">Reason</w:t>
+      </w:r>
+      <w:r>
+        <w:t xml:space="preserve">.</w:t>
+      </w:r>
+    </w:p>
+    <w:p>
+      <w:pPr>
+        <w:numPr>
+          <w:ilvl w:val="0"/>
+          <w:numId w:val="1008"/>
+        </w:numPr>
+        <w:pStyle w:val="Compact"/>
+      </w:pPr>
+      <w:r>
+        <w:rPr>
+          <w:bCs/>
+          <w:b/>
+        </w:rPr>
         <w:t xml:space="preserve">Connectors</w:t>
       </w:r>
       <w:r>
@@ -5035,7 +5214,276 @@
       </w:r>
     </w:p>
     <w:bookmarkEnd w:id="36"/>
-    <w:bookmarkStart w:id="37" w:name="common-situations-2"/>
+    <w:bookmarkStart w:id="37" w:name="processing-a-delegation"/>
+    <w:p>
+      <w:pPr>
+        <w:pStyle w:val="Heading3"/>
+      </w:pPr>
+      <w:r>
+        <w:t xml:space="preserve">Processing a delegation</w:t>
+      </w:r>
+    </w:p>
+    <w:p>
+      <w:pPr>
+        <w:numPr>
+          <w:ilvl w:val="0"/>
+          <w:numId w:val="1010"/>
+        </w:numPr>
+        <w:pStyle w:val="Compact"/>
+      </w:pPr>
+      <w:r>
+        <w:t xml:space="preserve">Open the</w:t>
+      </w:r>
+      <w:r>
+        <w:t xml:space="preserve"> </w:t>
+      </w:r>
+      <w:r>
+        <w:rPr>
+          <w:bCs/>
+          <w:b/>
+        </w:rPr>
+        <w:t xml:space="preserve">Delegations</w:t>
+      </w:r>
+      <w:r>
+        <w:t xml:space="preserve"> </w:t>
+      </w:r>
+      <w:r>
+        <w:t xml:space="preserve">tile and filter on the</w:t>
+      </w:r>
+      <w:r>
+        <w:t xml:space="preserve"> </w:t>
+      </w:r>
+      <w:r>
+        <w:rPr>
+          <w:bCs/>
+          <w:b/>
+        </w:rPr>
+        <w:t xml:space="preserve">Submitted</w:t>
+      </w:r>
+      <w:r>
+        <w:t xml:space="preserve"> </w:t>
+      </w:r>
+      <w:r>
+        <w:t xml:space="preserve">status (or use</w:t>
+      </w:r>
+      <w:r>
+        <w:t xml:space="preserve"> </w:t>
+      </w:r>
+      <w:r>
+        <w:rPr>
+          <w:bCs/>
+          <w:b/>
+        </w:rPr>
+        <w:t xml:space="preserve">Register a delegation</w:t>
+      </w:r>
+      <w:r>
+        <w:t xml:space="preserve"> </w:t>
+      </w:r>
+      <w:r>
+        <w:t xml:space="preserve">to enter yourself a delegation announced by a ministry or an embassy).</w:t>
+      </w:r>
+    </w:p>
+    <w:p>
+      <w:pPr>
+        <w:numPr>
+          <w:ilvl w:val="0"/>
+          <w:numId w:val="1010"/>
+        </w:numPr>
+        <w:pStyle w:val="Compact"/>
+      </w:pPr>
+      <w:r>
+        <w:t xml:space="preserve">Open the record: check the dates, the point of entry, the member list and the</w:t>
+      </w:r>
+      <w:r>
+        <w:t xml:space="preserve"> </w:t>
+      </w:r>
+      <w:r>
+        <w:rPr>
+          <w:bCs/>
+          <w:b/>
+        </w:rPr>
+        <w:t xml:space="preserve">Pre-screening</w:t>
+      </w:r>
+      <w:r>
+        <w:t xml:space="preserve"> </w:t>
+      </w:r>
+      <w:r>
+        <w:t xml:space="preserve">column.</w:t>
+      </w:r>
+    </w:p>
+    <w:p>
+      <w:pPr>
+        <w:numPr>
+          <w:ilvl w:val="0"/>
+          <w:numId w:val="1010"/>
+        </w:numPr>
+        <w:pStyle w:val="Compact"/>
+      </w:pPr>
+      <w:r>
+        <w:t xml:space="preserve">For each flagged member (score of 60 or more), handle the</w:t>
+      </w:r>
+      <w:r>
+        <w:t xml:space="preserve"> </w:t>
+      </w:r>
+      <w:r>
+        <w:rPr>
+          <w:bCs/>
+          <w:b/>
+        </w:rPr>
+        <w:t xml:space="preserve">Delegation (pre-screening)</w:t>
+      </w:r>
+      <w:r>
+        <w:t xml:space="preserve"> </w:t>
+      </w:r>
+      <w:r>
+        <w:t xml:space="preserve">alert in the Threat Monitor; if the match is confirmed, remove the member (trash icon) or refuse the delegation.</w:t>
+      </w:r>
+    </w:p>
+    <w:p>
+      <w:pPr>
+        <w:numPr>
+          <w:ilvl w:val="0"/>
+          <w:numId w:val="1010"/>
+        </w:numPr>
+        <w:pStyle w:val="Compact"/>
+      </w:pPr>
+      <w:r>
+        <w:t xml:space="preserve">If needed, add members announced late with</w:t>
+      </w:r>
+      <w:r>
+        <w:t xml:space="preserve"> </w:t>
+      </w:r>
+      <w:r>
+        <w:rPr>
+          <w:bCs/>
+          <w:b/>
+        </w:rPr>
+        <w:t xml:space="preserve">Add members</w:t>
+      </w:r>
+      <w:r>
+        <w:t xml:space="preserve"> </w:t>
+      </w:r>
+      <w:r>
+        <w:t xml:space="preserve">(format</w:t>
+      </w:r>
+      <w:r>
+        <w:t xml:space="preserve"> </w:t>
+      </w:r>
+      <w:r>
+        <w:rPr>
+          <w:rStyle w:val="VerbatimChar"/>
+        </w:rPr>
+        <w:t xml:space="preserve">Nom;Prénoms;Nationalité;Sexe;Naissance;Passeport;Fonction;Type de passeport</w:t>
+      </w:r>
+      <w:r>
+        <w:t xml:space="preserve">).</w:t>
+      </w:r>
+    </w:p>
+    <w:p>
+      <w:pPr>
+        <w:numPr>
+          <w:ilvl w:val="0"/>
+          <w:numId w:val="1010"/>
+        </w:numPr>
+        <w:pStyle w:val="Compact"/>
+      </w:pPr>
+      <w:r>
+        <w:t xml:space="preserve">Click</w:t>
+      </w:r>
+      <w:r>
+        <w:t xml:space="preserve"> </w:t>
+      </w:r>
+      <w:r>
+        <w:rPr>
+          <w:bCs/>
+          <w:b/>
+        </w:rPr>
+        <w:t xml:space="preserve">Validate</w:t>
+      </w:r>
+      <w:r>
+        <w:t xml:space="preserve">, leaving the</w:t>
+      </w:r>
+      <w:r>
+        <w:t xml:space="preserve"> </w:t>
+      </w:r>
+      <w:r>
+        <w:rPr>
+          <w:bCs/>
+          <w:b/>
+        </w:rPr>
+        <w:t xml:space="preserve">collective entry authorization</w:t>
+      </w:r>
+      <w:r>
+        <w:t xml:space="preserve"> </w:t>
+      </w:r>
+      <w:r>
+        <w:t xml:space="preserve">ticked (it counts as an e-Visa for each member from 3 days before arrival to 3 days after departure) or unticking it (individual e-Visas required), or</w:t>
+      </w:r>
+      <w:r>
+        <w:t xml:space="preserve"> </w:t>
+      </w:r>
+      <w:r>
+        <w:rPr>
+          <w:bCs/>
+          <w:b/>
+        </w:rPr>
+        <w:t xml:space="preserve">Refuse</w:t>
+      </w:r>
+      <w:r>
+        <w:t xml:space="preserve"> </w:t>
+      </w:r>
+      <w:r>
+        <w:t xml:space="preserve">with a reason, which is shown to the organizer.</w:t>
+      </w:r>
+    </w:p>
+    <w:p>
+      <w:pPr>
+        <w:numPr>
+          <w:ilvl w:val="0"/>
+          <w:numId w:val="1010"/>
+        </w:numPr>
+        <w:pStyle w:val="Compact"/>
+      </w:pPr>
+      <w:r>
+        <w:t xml:space="preserve">After the group has left, click</w:t>
+      </w:r>
+      <w:r>
+        <w:t xml:space="preserve"> </w:t>
+      </w:r>
+      <w:r>
+        <w:rPr>
+          <w:bCs/>
+          <w:b/>
+        </w:rPr>
+        <w:t xml:space="preserve">Close</w:t>
+      </w:r>
+      <w:r>
+        <w:t xml:space="preserve">.</w:t>
+      </w:r>
+    </w:p>
+    <w:p>
+      <w:pPr>
+        <w:pStyle w:val="FirstParagraph"/>
+      </w:pPr>
+      <w:r>
+        <w:t xml:space="preserve">Never disclose the pre-screening result to the organizer. See</w:t>
+      </w:r>
+      <w:r>
+        <w:t xml:space="preserve"> </w:t>
+      </w:r>
+      <w:r>
+        <w:rPr>
+          <w:iCs/>
+          <w:i/>
+        </w:rPr>
+        <w:t xml:space="preserve">Delegations: official visits, competitions, conferences</w:t>
+      </w:r>
+      <w:r>
+        <w:t xml:space="preserve">.</w:t>
+      </w:r>
+    </w:p>
+    <w:bookmarkEnd w:id="37"/>
+    <w:bookmarkStart w:id="38" w:name="common-situations-2"/>
     <w:p>
       <w:pPr>
         <w:pStyle w:val="Heading3"/>
@@ -5242,6 +5690,61 @@
               <w:jc w:val="left"/>
             </w:pPr>
             <w:r>
+              <w:t xml:space="preserve">Delegation member flagged at pre-screening</w:t>
+            </w:r>
+          </w:p>
+        </w:tc>
+        <w:tc>
+          <w:tcPr/>
+          <w:p>
+            <w:pPr>
+              <w:pStyle w:val="Compact"/>
+              <w:jc w:val="left"/>
+            </w:pPr>
+            <w:r>
+              <w:t xml:space="preserve">Handle the</w:t>
+            </w:r>
+            <w:r>
+              <w:t xml:space="preserve"> </w:t>
+            </w:r>
+            <w:r>
+              <w:rPr>
+                <w:bCs/>
+                <w:b/>
+              </w:rPr>
+              <w:t xml:space="preserve">Delegation (pre-screening)</w:t>
+            </w:r>
+            <w:r>
+              <w:t xml:space="preserve"> </w:t>
+            </w:r>
+            <w:r>
+              <w:t xml:space="preserve">alert like any alert. Namesake: close with "False alert — namesake". Confirmed match: remove the member while the delegation is</w:t>
+            </w:r>
+            <w:r>
+              <w:t xml:space="preserve"> </w:t>
+            </w:r>
+            <w:r>
+              <w:rPr>
+                <w:bCs/>
+                <w:b/>
+              </w:rPr>
+              <w:t xml:space="preserve">Submitted</w:t>
+            </w:r>
+            <w:r>
+              <w:t xml:space="preserve">, or refuse it, and inform the post chief at the point of entry.</w:t>
+            </w:r>
+          </w:p>
+        </w:tc>
+      </w:tr>
+      <w:tr>
+        <w:tc>
+          <w:tcPr/>
+          <w:p>
+            <w:pPr>
+              <w:pStyle w:val="Compact"/>
+              <w:jc w:val="left"/>
+            </w:pPr>
+            <w:r>
               <w:t xml:space="preserve">PAXLST message received late</w:t>
             </w:r>
           </w:p>
@@ -5408,9 +5911,9 @@
         </w:tc>
       </w:tr>
     </w:tbl>
-    <w:bookmarkEnd w:id="37"/>
     <w:bookmarkEnd w:id="38"/>
-    <w:bookmarkStart w:id="42" w:name="post-supervisor-shift-leader"/>
+    <w:bookmarkEnd w:id="39"/>
+    <w:bookmarkStart w:id="43" w:name="post-supervisor-shift-leader"/>
     <w:p>
       <w:pPr>
         <w:pStyle w:val="Heading2"/>
@@ -5419,7 +5922,7 @@
         <w:t xml:space="preserve">Post supervisor (shift leader)</w:t>
       </w:r>
     </w:p>
-    <w:bookmarkStart w:id="39" w:name="what-you-see-3"/>
+    <w:bookmarkStart w:id="40" w:name="what-you-see-3"/>
     <w:p>
       <w:pPr>
         <w:pStyle w:val="Heading3"/>
@@ -5452,8 +5955,8 @@
         <w:t xml:space="preserve">role combines the officer's and the analyst's rights with eGate control. It gives no access to user management, system settings or the finance module.</w:t>
       </w:r>
     </w:p>
-    <w:bookmarkEnd w:id="39"/>
-    <w:bookmarkStart w:id="40" w:name="shift-procedure"/>
+    <w:bookmarkEnd w:id="40"/>
+    <w:bookmarkStart w:id="41" w:name="shift-procedure"/>
     <w:p>
       <w:pPr>
         <w:pStyle w:val="Heading3"/>
@@ -5466,7 +5969,7 @@
       <w:pPr>
         <w:numPr>
           <w:ilvl w:val="0"/>
-          <w:numId w:val="1010"/>
+          <w:numId w:val="1011"/>
         </w:numPr>
         <w:pStyle w:val="Compact"/>
       </w:pPr>
@@ -5533,7 +6036,7 @@
       <w:pPr>
         <w:numPr>
           <w:ilvl w:val="0"/>
-          <w:numId w:val="1010"/>
+          <w:numId w:val="1011"/>
         </w:numPr>
         <w:pStyle w:val="Compact"/>
       </w:pPr>
@@ -5545,19 +6048,48 @@
       <w:pPr>
         <w:numPr>
           <w:ilvl w:val="0"/>
-          <w:numId w:val="1010"/>
+          <w:numId w:val="1011"/>
         </w:numPr>
         <w:pStyle w:val="Compact"/>
       </w:pPr>
       <w:r>
-        <w:t xml:space="preserve">Share with officers the list of flagged passengers on expected flights (prepared by the analyst).</w:t>
+        <w:t xml:space="preserve">Share with officers the list of flagged passengers on expected flights (prepared by the analyst) and the list of delegations expected at your post (</w:t>
+      </w:r>
+      <w:r>
+        <w:rPr>
+          <w:bCs/>
+          <w:b/>
+        </w:rPr>
+        <w:t xml:space="preserve">Delegations</w:t>
+      </w:r>
+      <w:r>
+        <w:t xml:space="preserve"> </w:t>
+      </w:r>
+      <w:r>
+        <w:t xml:space="preserve">tile,</w:t>
+      </w:r>
+      <w:r>
+        <w:t xml:space="preserve"> </w:t>
+      </w:r>
+      <w:r>
+        <w:rPr>
+          <w:bCs/>
+          <w:b/>
+        </w:rPr>
+        <w:t xml:space="preserve">Print the list</w:t>
+      </w:r>
+      <w:r>
+        <w:t xml:space="preserve"> </w:t>
+      </w:r>
+      <w:r>
+        <w:t xml:space="preserve">button on each record). If needed, assign a dedicated counter for large or VIP delegations.</w:t>
       </w:r>
     </w:p>
     <w:p>
       <w:pPr>
         <w:numPr>
           <w:ilvl w:val="0"/>
-          <w:numId w:val="1010"/>
+          <w:numId w:val="1011"/>
         </w:numPr>
         <w:pStyle w:val="Compact"/>
       </w:pPr>
@@ -5576,7 +6108,7 @@
       <w:pPr>
         <w:numPr>
           <w:ilvl w:val="0"/>
-          <w:numId w:val="1010"/>
+          <w:numId w:val="1011"/>
         </w:numPr>
         <w:pStyle w:val="Compact"/>
       </w:pPr>
@@ -5614,7 +6146,7 @@
       <w:pPr>
         <w:numPr>
           <w:ilvl w:val="0"/>
-          <w:numId w:val="1010"/>
+          <w:numId w:val="1011"/>
         </w:numPr>
         <w:pStyle w:val="Compact"/>
       </w:pPr>
@@ -5636,7 +6168,7 @@
       <w:pPr>
         <w:numPr>
           <w:ilvl w:val="0"/>
-          <w:numId w:val="1010"/>
+          <w:numId w:val="1011"/>
         </w:numPr>
         <w:pStyle w:val="Compact"/>
       </w:pPr>
@@ -5680,8 +6212,8 @@
         <w:t xml:space="preserve">message and copy the beginning of the head hash into the shift report.</w:t>
       </w:r>
     </w:p>
-    <w:bookmarkEnd w:id="40"/>
-    <w:bookmarkStart w:id="41" w:name="common-situations-3"/>
+    <w:bookmarkEnd w:id="41"/>
+    <w:bookmarkStart w:id="42" w:name="common-situations-3"/>
     <w:p>
       <w:pPr>
         <w:pStyle w:val="Heading3"/>
@@ -5835,9 +6367,9 @@
         </w:tc>
       </w:tr>
     </w:tbl>
-    <w:bookmarkEnd w:id="41"/>
     <w:bookmarkEnd w:id="42"/>
-    <w:bookmarkStart w:id="46" w:name="administrator"/>
+    <w:bookmarkEnd w:id="43"/>
+    <w:bookmarkStart w:id="47" w:name="administrator"/>
     <w:p>
       <w:pPr>
         <w:pStyle w:val="Heading2"/>
@@ -5846,7 +6378,7 @@
         <w:t xml:space="preserve">Administrator</w:t>
       </w:r>
     </w:p>
-    <w:bookmarkStart w:id="43" w:name="what-you-see-4"/>
+    <w:bookmarkStart w:id="44" w:name="what-you-see-4"/>
     <w:p>
       <w:pPr>
         <w:pStyle w:val="Heading3"/>
@@ -5920,8 +6452,8 @@
         <w:t xml:space="preserve">permission) and the finance module.</w:t>
       </w:r>
     </w:p>
-    <w:bookmarkEnd w:id="43"/>
-    <w:bookmarkStart w:id="44" w:name="common-tasks"/>
+    <w:bookmarkEnd w:id="44"/>
+    <w:bookmarkStart w:id="45" w:name="common-tasks"/>
     <w:p>
       <w:pPr>
         <w:pStyle w:val="Heading3"/>
@@ -5934,7 +6466,7 @@
       <w:pPr>
         <w:numPr>
           <w:ilvl w:val="0"/>
-          <w:numId w:val="1011"/>
+          <w:numId w:val="1012"/>
         </w:numPr>
         <w:pStyle w:val="Compact"/>
       </w:pPr>
@@ -5966,7 +6498,7 @@
       <w:pPr>
         <w:numPr>
           <w:ilvl w:val="0"/>
-          <w:numId w:val="1011"/>
+          <w:numId w:val="1012"/>
         </w:numPr>
         <w:pStyle w:val="Compact"/>
       </w:pPr>
@@ -6014,7 +6546,7 @@
       <w:pPr>
         <w:numPr>
           <w:ilvl w:val="0"/>
-          <w:numId w:val="1011"/>
+          <w:numId w:val="1012"/>
         </w:numPr>
         <w:pStyle w:val="Compact"/>
       </w:pPr>
@@ -6049,7 +6581,7 @@
       <w:pPr>
         <w:numPr>
           <w:ilvl w:val="0"/>
-          <w:numId w:val="1011"/>
+          <w:numId w:val="1012"/>
         </w:numPr>
         <w:pStyle w:val="Compact"/>
       </w:pPr>
@@ -6119,7 +6651,7 @@
       <w:pPr>
         <w:numPr>
           <w:ilvl w:val="0"/>
-          <w:numId w:val="1011"/>
+          <w:numId w:val="1012"/>
         </w:numPr>
         <w:pStyle w:val="Compact"/>
       </w:pPr>
@@ -6164,7 +6696,7 @@
       <w:pPr>
         <w:numPr>
           <w:ilvl w:val="0"/>
-          <w:numId w:val="1011"/>
+          <w:numId w:val="1012"/>
         </w:numPr>
         <w:pStyle w:val="Compact"/>
       </w:pPr>
@@ -6199,7 +6731,7 @@
       <w:pPr>
         <w:numPr>
           <w:ilvl w:val="0"/>
-          <w:numId w:val="1011"/>
+          <w:numId w:val="1012"/>
         </w:numPr>
         <w:pStyle w:val="Compact"/>
       </w:pPr>
@@ -6214,8 +6746,8 @@
         <w:t xml:space="preserve">: at least at every staff movement, check that each active account matches an officer in post with the right role.</w:t>
       </w:r>
     </w:p>
-    <w:bookmarkEnd w:id="44"/>
-    <w:bookmarkStart w:id="45" w:name="common-situations-4"/>
+    <w:bookmarkEnd w:id="45"/>
+    <w:bookmarkStart w:id="46" w:name="common-situations-4"/>
     <w:p>
       <w:pPr>
         <w:pStyle w:val="Heading3"/>
@@ -6418,9 +6950,9 @@
         </w:tc>
       </w:tr>
     </w:tbl>
-    <w:bookmarkEnd w:id="45"/>
     <w:bookmarkEnd w:id="46"/>
-    <w:bookmarkStart w:id="51" w:name="treasury-officer-security-fee"/>
+    <w:bookmarkEnd w:id="47"/>
+    <w:bookmarkStart w:id="52" w:name="treasury-officer-security-fee"/>
     <w:p>
       <w:pPr>
         <w:pStyle w:val="Heading2"/>
@@ -6429,7 +6961,7 @@
         <w:t xml:space="preserve">Treasury officer (security fee)</w:t>
       </w:r>
     </w:p>
-    <w:bookmarkStart w:id="47" w:name="what-you-see-5"/>
+    <w:bookmarkStart w:id="48" w:name="what-you-see-5"/>
     <w:p>
       <w:pPr>
         <w:pStyle w:val="Heading3"/>
@@ -6596,8 +7128,8 @@
         <w:t xml:space="preserve">, "Collection flow".</w:t>
       </w:r>
     </w:p>
-    <w:bookmarkEnd w:id="47"/>
-    <w:bookmarkStart w:id="48" w:name="monthly-calendar"/>
+    <w:bookmarkEnd w:id="48"/>
+    <w:bookmarkStart w:id="49" w:name="monthly-calendar"/>
     <w:p>
       <w:pPr>
         <w:pStyle w:val="Heading3"/>
@@ -6612,315 +7144,6 @@
       </w:pPr>
       <w:r>
         <w:t xml:space="preserve">The calendar follows the interministerial order of 3 February 2012; the payment steps depend on the collection flow:</w:t>
-      </w:r>
-    </w:p>
-    <w:p>
-      <w:pPr>
-        <w:numPr>
-          <w:ilvl w:val="0"/>
-          <w:numId w:val="1012"/>
-        </w:numPr>
-        <w:pStyle w:val="Compact"/>
-      </w:pPr>
-      <w:r>
-        <w:rPr>
-          <w:bCs/>
-          <w:b/>
-        </w:rPr>
-        <w:t xml:space="preserve">From the 1st to the 9th of month M+1</w:t>
-      </w:r>
-      <w:r>
-        <w:t xml:space="preserve">: statistics collection (airline declarations and WawID count). Use</w:t>
-      </w:r>
-      <w:r>
-        <w:t xml:space="preserve"> </w:t>
-      </w:r>
-      <w:r>
-        <w:rPr>
-          <w:bCs/>
-          <w:b/>
-        </w:rPr>
-        <w:t xml:space="preserve">Current month fee base (WawID)</w:t>
-      </w:r>
-      <w:r>
-        <w:t xml:space="preserve"> </w:t>
-      </w:r>
-      <w:r>
-        <w:t xml:space="preserve">for a first estimate.</w:t>
-      </w:r>
-    </w:p>
-    <w:p>
-      <w:pPr>
-        <w:numPr>
-          <w:ilvl w:val="0"/>
-          <w:numId w:val="1012"/>
-        </w:numPr>
-        <w:pStyle w:val="Compact"/>
-      </w:pPr>
-      <w:r>
-        <w:rPr>
-          <w:bCs/>
-          <w:b/>
-        </w:rPr>
-        <w:t xml:space="preserve">On the 10th of month M+1</w:t>
-      </w:r>
-      <w:r>
-        <w:t xml:space="preserve">: invoices issued in FCFA at the IATA rate of month M. Check in</w:t>
-      </w:r>
-      <w:r>
-        <w:t xml:space="preserve"> </w:t>
-      </w:r>
-      <w:r>
-        <w:rPr>
-          <w:bCs/>
-          <w:b/>
-        </w:rPr>
-        <w:t xml:space="preserve">Airline invoices</w:t>
-      </w:r>
-      <w:r>
-        <w:t xml:space="preserve"> </w:t>
-      </w:r>
-      <w:r>
-        <w:t xml:space="preserve">that each airline has its</w:t>
-      </w:r>
-      <w:r>
-        <w:t xml:space="preserve"> </w:t>
-      </w:r>
-      <w:r>
-        <w:rPr>
-          <w:rStyle w:val="VerbatimChar"/>
-        </w:rPr>
-        <w:t xml:space="preserve">RS-YYYYMM-XX</w:t>
-      </w:r>
-      <w:r>
-        <w:t xml:space="preserve"> </w:t>
-      </w:r>
-      <w:r>
-        <w:t xml:space="preserve">invoice.</w:t>
-      </w:r>
-    </w:p>
-    <w:p>
-      <w:pPr>
-        <w:numPr>
-          <w:ilvl w:val="0"/>
-          <w:numId w:val="1012"/>
-        </w:numPr>
-        <w:pStyle w:val="Compact"/>
-      </w:pPr>
-      <w:r>
-        <w:rPr>
-          <w:bCs/>
-          <w:b/>
-        </w:rPr>
-        <w:t xml:space="preserve">During month M+1</w:t>
-      </w:r>
-      <w:r>
-        <w:t xml:space="preserve">: airlines declare their transfers on their platform; in</w:t>
-      </w:r>
-      <w:r>
-        <w:t xml:space="preserve"> </w:t>
-      </w:r>
-      <w:r>
-        <w:rPr>
-          <w:bCs/>
-          <w:b/>
-        </w:rPr>
-        <w:t xml:space="preserve">Payments to validate</w:t>
-      </w:r>
-      <w:r>
-        <w:t xml:space="preserve">, match each declaration against the collection account statement, then</w:t>
-      </w:r>
-      <w:r>
-        <w:t xml:space="preserve"> </w:t>
-      </w:r>
-      <w:r>
-        <w:rPr>
-          <w:bCs/>
-          <w:b/>
-        </w:rPr>
-        <w:t xml:space="preserve">Validate</w:t>
-      </w:r>
-      <w:r>
-        <w:t xml:space="preserve"> </w:t>
-      </w:r>
-      <w:r>
-        <w:t xml:space="preserve">or</w:t>
-      </w:r>
-      <w:r>
-        <w:t xml:space="preserve"> </w:t>
-      </w:r>
-      <w:r>
-        <w:rPr>
-          <w:bCs/>
-          <w:b/>
-        </w:rPr>
-        <w:t xml:space="preserve">Reject</w:t>
-      </w:r>
-      <w:r>
-        <w:t xml:space="preserve"> </w:t>
-      </w:r>
-      <w:r>
-        <w:t xml:space="preserve">(with a reason). In the</w:t>
-      </w:r>
-      <w:r>
-        <w:t xml:space="preserve"> </w:t>
-      </w:r>
-      <w:r>
-        <w:rPr>
-          <w:rStyle w:val="VerbatimChar"/>
-        </w:rPr>
-        <w:t xml:space="preserve">TRESOR</w:t>
-      </w:r>
-      <w:r>
-        <w:t xml:space="preserve"> </w:t>
-      </w:r>
-      <w:r>
-        <w:t xml:space="preserve">flow, also record the collection on receipt of each receipt from the Receiver General of the Treasury.</w:t>
-      </w:r>
-    </w:p>
-    <w:p>
-      <w:pPr>
-        <w:numPr>
-          <w:ilvl w:val="0"/>
-          <w:numId w:val="1012"/>
-        </w:numPr>
-        <w:pStyle w:val="Compact"/>
-      </w:pPr>
-      <w:r>
-        <w:rPr>
-          <w:bCs/>
-          <w:b/>
-        </w:rPr>
-        <w:t xml:space="preserve">End of month M+1</w:t>
-      </w:r>
-      <w:r>
-        <w:t xml:space="preserve">: due date. Invoices not settled by validated payments become</w:t>
-      </w:r>
-      <w:r>
-        <w:t xml:space="preserve"> </w:t>
-      </w:r>
-      <w:r>
-        <w:rPr>
-          <w:bCs/>
-          <w:b/>
-        </w:rPr>
-        <w:t xml:space="preserve">EN RETARD</w:t>
-      </w:r>
-      <w:r>
-        <w:t xml:space="preserve"> </w:t>
-      </w:r>
-      <w:r>
-        <w:t xml:space="preserve">(overdue); the 5% penalty per month of delay applies to the remaining balance.</w:t>
-      </w:r>
-    </w:p>
-    <w:p>
-      <w:pPr>
-        <w:numPr>
-          <w:ilvl w:val="0"/>
-          <w:numId w:val="1012"/>
-        </w:numPr>
-        <w:pStyle w:val="Compact"/>
-      </w:pPr>
-      <w:r>
-        <w:rPr>
-          <w:bCs/>
-          <w:b/>
-        </w:rPr>
-        <w:t xml:space="preserve">15th of month M+2</w:t>
-      </w:r>
-      <w:r>
-        <w:t xml:space="preserve"> </w:t>
-      </w:r>
-      <w:r>
-        <w:t xml:space="preserve">(</w:t>
-      </w:r>
-      <w:r>
-        <w:rPr>
-          <w:rStyle w:val="VerbatimChar"/>
-        </w:rPr>
-        <w:t xml:space="preserve">OPERATEUR</w:t>
-      </w:r>
-      <w:r>
-        <w:t xml:space="preserve"> </w:t>
-      </w:r>
-      <w:r>
-        <w:t xml:space="preserve">flow): in</w:t>
-      </w:r>
-      <w:r>
-        <w:t xml:space="preserve"> </w:t>
-      </w:r>
-      <w:r>
-        <w:rPr>
-          <w:bCs/>
-          <w:b/>
-        </w:rPr>
-        <w:t xml:space="preserve">Transfers to the State</w:t>
-      </w:r>
-      <w:r>
-        <w:t xml:space="preserve">, record the transfer of the State's share to the Receiver General of the Treasury with its reference.</w:t>
-      </w:r>
-    </w:p>
-    <w:p>
-      <w:pPr>
-        <w:numPr>
-          <w:ilvl w:val="0"/>
-          <w:numId w:val="1012"/>
-        </w:numPr>
-        <w:pStyle w:val="Compact"/>
-      </w:pPr>
-      <w:r>
-        <w:rPr>
-          <w:bCs/>
-          <w:b/>
-        </w:rPr>
-        <w:t xml:space="preserve">Every month</w:t>
-      </w:r>
-      <w:r>
-        <w:t xml:space="preserve">: review the</w:t>
-      </w:r>
-      <w:r>
-        <w:t xml:space="preserve"> </w:t>
-      </w:r>
-      <w:r>
-        <w:rPr>
-          <w:bCs/>
-          <w:b/>
-        </w:rPr>
-        <w:t xml:space="preserve">Reconciliation</w:t>
-      </w:r>
-      <w:r>
-        <w:t xml:space="preserve"> </w:t>
-      </w:r>
-      <w:r>
-        <w:t xml:space="preserve">tab and export the data (</w:t>
-      </w:r>
-      <w:r>
-        <w:rPr>
-          <w:bCs/>
-          <w:b/>
-        </w:rPr>
-        <w:t xml:space="preserve">Export</w:t>
-      </w:r>
-      <w:r>
-        <w:t xml:space="preserve">) for public accounting.</w:t>
-      </w:r>
-    </w:p>
-    <w:bookmarkEnd w:id="48"/>
-    <w:bookmarkStart w:id="49" w:name="recording-a-collection"/>
-    <w:p>
-      <w:pPr>
-        <w:pStyle w:val="Heading3"/>
-      </w:pPr>
-      <w:r>
-        <w:t xml:space="preserve">Recording a collection</w:t>
-      </w:r>
-    </w:p>
-    <w:p>
-      <w:pPr>
-        <w:pStyle w:val="FirstParagraph"/>
-      </w:pPr>
-      <w:r>
-        <w:t xml:space="preserve">For a payment the airline did not declare on its platform:</w:t>
       </w:r>
     </w:p>
     <w:p>
@@ -6932,23 +7155,30 @@
         <w:pStyle w:val="Compact"/>
       </w:pPr>
       <w:r>
-        <w:t xml:space="preserve">Open</w:t>
-      </w:r>
-      <w:r>
-        <w:t xml:space="preserve"> </w:t>
-      </w:r>
-      <w:r>
-        <w:rPr>
-          <w:bCs/>
-          <w:b/>
-        </w:rPr>
-        <w:t xml:space="preserve">Airline invoices</w:t>
-      </w:r>
-      <w:r>
-        <w:t xml:space="preserve"> </w:t>
-      </w:r>
-      <w:r>
-        <w:t xml:space="preserve">and click the invoice.</w:t>
+        <w:rPr>
+          <w:bCs/>
+          <w:b/>
+        </w:rPr>
+        <w:t xml:space="preserve">From the 1st to the 9th of month M+1</w:t>
+      </w:r>
+      <w:r>
+        <w:t xml:space="preserve">: statistics collection (airline declarations and WawID count). Use</w:t>
+      </w:r>
+      <w:r>
+        <w:t xml:space="preserve"> </w:t>
+      </w:r>
+      <w:r>
+        <w:rPr>
+          <w:bCs/>
+          <w:b/>
+        </w:rPr>
+        <w:t xml:space="preserve">Current month fee base (WawID)</w:t>
+      </w:r>
+      <w:r>
+        <w:t xml:space="preserve"> </w:t>
+      </w:r>
+      <w:r>
+        <w:t xml:space="preserve">for a first estimate.</w:t>
       </w:r>
     </w:p>
     <w:p>
@@ -6960,39 +7190,45 @@
         <w:pStyle w:val="Compact"/>
       </w:pPr>
       <w:r>
-        <w:t xml:space="preserve">In</w:t>
-      </w:r>
-      <w:r>
-        <w:t xml:space="preserve"> </w:t>
-      </w:r>
-      <w:r>
-        <w:rPr>
-          <w:bCs/>
-          <w:b/>
-        </w:rPr>
-        <w:t xml:space="preserve">Record a payment (collection account statement)</w:t>
-      </w:r>
-      <w:r>
-        <w:t xml:space="preserve"> </w:t>
-      </w:r>
-      <w:r>
-        <w:t xml:space="preserve">or</w:t>
-      </w:r>
-      <w:r>
-        <w:t xml:space="preserve"> </w:t>
-      </w:r>
-      <w:r>
-        <w:rPr>
-          <w:bCs/>
-          <w:b/>
-        </w:rPr>
-        <w:t xml:space="preserve">Record a collection (Treasury receipt)</w:t>
-      </w:r>
-      <w:r>
-        <w:t xml:space="preserve"> </w:t>
-      </w:r>
-      <w:r>
-        <w:t xml:space="preserve">depending on the flow, check the amount (prefilled with the remaining balance and penalties) and correct it if the statement or receipt shows a different amount.</w:t>
+        <w:rPr>
+          <w:bCs/>
+          <w:b/>
+        </w:rPr>
+        <w:t xml:space="preserve">On the 10th of month M+1</w:t>
+      </w:r>
+      <w:r>
+        <w:t xml:space="preserve">: invoices issued in FCFA at the IATA rate of month M. Check in</w:t>
+      </w:r>
+      <w:r>
+        <w:t xml:space="preserve"> </w:t>
+      </w:r>
+      <w:r>
+        <w:rPr>
+          <w:bCs/>
+          <w:b/>
+        </w:rPr>
+        <w:t xml:space="preserve">Airline invoices</w:t>
+      </w:r>
+      <w:r>
+        <w:t xml:space="preserve"> </w:t>
+      </w:r>
+      <w:r>
+        <w:t xml:space="preserve">that each airline has its</w:t>
+      </w:r>
+      <w:r>
+        <w:t xml:space="preserve"> </w:t>
+      </w:r>
+      <w:r>
+        <w:rPr>
+          <w:rStyle w:val="VerbatimChar"/>
+        </w:rPr>
+        <w:t xml:space="preserve">RS-YYYYMM-XX</w:t>
+      </w:r>
+      <w:r>
+        <w:t xml:space="preserve"> </w:t>
+      </w:r>
+      <w:r>
+        <w:t xml:space="preserve">invoice.</w:t>
       </w:r>
     </w:p>
     <w:p>
@@ -7004,20 +7240,74 @@
         <w:pStyle w:val="Compact"/>
       </w:pPr>
       <w:r>
-        <w:t xml:space="preserve">Enter the exact</w:t>
-      </w:r>
-      <w:r>
-        <w:t xml:space="preserve"> </w:t>
-      </w:r>
-      <w:r>
-        <w:rPr>
-          <w:bCs/>
-          <w:b/>
-        </w:rPr>
-        <w:t xml:space="preserve">Receipt reference</w:t>
-      </w:r>
-      <w:r>
-        <w:t xml:space="preserve">.</w:t>
+        <w:rPr>
+          <w:bCs/>
+          <w:b/>
+        </w:rPr>
+        <w:t xml:space="preserve">During month M+1</w:t>
+      </w:r>
+      <w:r>
+        <w:t xml:space="preserve">: airlines declare their transfers on their platform; in</w:t>
+      </w:r>
+      <w:r>
+        <w:t xml:space="preserve"> </w:t>
+      </w:r>
+      <w:r>
+        <w:rPr>
+          <w:bCs/>
+          <w:b/>
+        </w:rPr>
+        <w:t xml:space="preserve">Payments to validate</w:t>
+      </w:r>
+      <w:r>
+        <w:t xml:space="preserve">, match each declaration against the collection account statement, then</w:t>
+      </w:r>
+      <w:r>
+        <w:t xml:space="preserve"> </w:t>
+      </w:r>
+      <w:r>
+        <w:rPr>
+          <w:bCs/>
+          <w:b/>
+        </w:rPr>
+        <w:t xml:space="preserve">Validate</w:t>
+      </w:r>
+      <w:r>
+        <w:t xml:space="preserve"> </w:t>
+      </w:r>
+      <w:r>
+        <w:t xml:space="preserve">or</w:t>
+      </w:r>
+      <w:r>
+        <w:t xml:space="preserve"> </w:t>
+      </w:r>
+      <w:r>
+        <w:rPr>
+          <w:bCs/>
+          <w:b/>
+        </w:rPr>
+        <w:t xml:space="preserve">Reject</w:t>
+      </w:r>
+      <w:r>
+        <w:t xml:space="preserve"> </w:t>
+      </w:r>
+      <w:r>
+        <w:t xml:space="preserve">(with a reason). In the</w:t>
+      </w:r>
+      <w:r>
+        <w:t xml:space="preserve"> </w:t>
+      </w:r>
+      <w:r>
+        <w:rPr>
+          <w:rStyle w:val="VerbatimChar"/>
+        </w:rPr>
+        <w:t xml:space="preserve">TRESOR</w:t>
+      </w:r>
+      <w:r>
+        <w:t xml:space="preserve"> </w:t>
+      </w:r>
+      <w:r>
+        <w:t xml:space="preserve">flow, also record the collection on receipt of each receipt from the Receiver General of the Treasury.</w:t>
       </w:r>
     </w:p>
     <w:p>
@@ -7029,6 +7319,248 @@
         <w:pStyle w:val="Compact"/>
       </w:pPr>
       <w:r>
+        <w:rPr>
+          <w:bCs/>
+          <w:b/>
+        </w:rPr>
+        <w:t xml:space="preserve">End of month M+1</w:t>
+      </w:r>
+      <w:r>
+        <w:t xml:space="preserve">: due date. Invoices not settled by validated payments become</w:t>
+      </w:r>
+      <w:r>
+        <w:t xml:space="preserve"> </w:t>
+      </w:r>
+      <w:r>
+        <w:rPr>
+          <w:bCs/>
+          <w:b/>
+        </w:rPr>
+        <w:t xml:space="preserve">EN RETARD</w:t>
+      </w:r>
+      <w:r>
+        <w:t xml:space="preserve"> </w:t>
+      </w:r>
+      <w:r>
+        <w:t xml:space="preserve">(overdue); the 5% penalty per month of delay applies to the remaining balance.</w:t>
+      </w:r>
+    </w:p>
+    <w:p>
+      <w:pPr>
+        <w:numPr>
+          <w:ilvl w:val="0"/>
+          <w:numId w:val="1013"/>
+        </w:numPr>
+        <w:pStyle w:val="Compact"/>
+      </w:pPr>
+      <w:r>
+        <w:rPr>
+          <w:bCs/>
+          <w:b/>
+        </w:rPr>
+        <w:t xml:space="preserve">15th of month M+2</w:t>
+      </w:r>
+      <w:r>
+        <w:t xml:space="preserve"> </w:t>
+      </w:r>
+      <w:r>
+        <w:t xml:space="preserve">(</w:t>
+      </w:r>
+      <w:r>
+        <w:rPr>
+          <w:rStyle w:val="VerbatimChar"/>
+        </w:rPr>
+        <w:t xml:space="preserve">OPERATEUR</w:t>
+      </w:r>
+      <w:r>
+        <w:t xml:space="preserve"> </w:t>
+      </w:r>
+      <w:r>
+        <w:t xml:space="preserve">flow): in</w:t>
+      </w:r>
+      <w:r>
+        <w:t xml:space="preserve"> </w:t>
+      </w:r>
+      <w:r>
+        <w:rPr>
+          <w:bCs/>
+          <w:b/>
+        </w:rPr>
+        <w:t xml:space="preserve">Transfers to the State</w:t>
+      </w:r>
+      <w:r>
+        <w:t xml:space="preserve">, record the transfer of the State's share to the Receiver General of the Treasury with its reference.</w:t>
+      </w:r>
+    </w:p>
+    <w:p>
+      <w:pPr>
+        <w:numPr>
+          <w:ilvl w:val="0"/>
+          <w:numId w:val="1013"/>
+        </w:numPr>
+        <w:pStyle w:val="Compact"/>
+      </w:pPr>
+      <w:r>
+        <w:rPr>
+          <w:bCs/>
+          <w:b/>
+        </w:rPr>
+        <w:t xml:space="preserve">Every month</w:t>
+      </w:r>
+      <w:r>
+        <w:t xml:space="preserve">: review the</w:t>
+      </w:r>
+      <w:r>
+        <w:t xml:space="preserve"> </w:t>
+      </w:r>
+      <w:r>
+        <w:rPr>
+          <w:bCs/>
+          <w:b/>
+        </w:rPr>
+        <w:t xml:space="preserve">Reconciliation</w:t>
+      </w:r>
+      <w:r>
+        <w:t xml:space="preserve"> </w:t>
+      </w:r>
+      <w:r>
+        <w:t xml:space="preserve">tab and export the data (</w:t>
+      </w:r>
+      <w:r>
+        <w:rPr>
+          <w:bCs/>
+          <w:b/>
+        </w:rPr>
+        <w:t xml:space="preserve">Export</w:t>
+      </w:r>
+      <w:r>
+        <w:t xml:space="preserve">) for public accounting.</w:t>
+      </w:r>
+    </w:p>
+    <w:bookmarkEnd w:id="49"/>
+    <w:bookmarkStart w:id="50" w:name="recording-a-collection"/>
+    <w:p>
+      <w:pPr>
+        <w:pStyle w:val="Heading3"/>
+      </w:pPr>
+      <w:r>
+        <w:t xml:space="preserve">Recording a collection</w:t>
+      </w:r>
+    </w:p>
+    <w:p>
+      <w:pPr>
+        <w:pStyle w:val="FirstParagraph"/>
+      </w:pPr>
+      <w:r>
+        <w:t xml:space="preserve">For a payment the airline did not declare on its platform:</w:t>
+      </w:r>
+    </w:p>
+    <w:p>
+      <w:pPr>
+        <w:numPr>
+          <w:ilvl w:val="0"/>
+          <w:numId w:val="1014"/>
+        </w:numPr>
+        <w:pStyle w:val="Compact"/>
+      </w:pPr>
+      <w:r>
+        <w:t xml:space="preserve">Open</w:t>
+      </w:r>
+      <w:r>
+        <w:t xml:space="preserve"> </w:t>
+      </w:r>
+      <w:r>
+        <w:rPr>
+          <w:bCs/>
+          <w:b/>
+        </w:rPr>
+        <w:t xml:space="preserve">Airline invoices</w:t>
+      </w:r>
+      <w:r>
+        <w:t xml:space="preserve"> </w:t>
+      </w:r>
+      <w:r>
+        <w:t xml:space="preserve">and click the invoice.</w:t>
+      </w:r>
+    </w:p>
+    <w:p>
+      <w:pPr>
+        <w:numPr>
+          <w:ilvl w:val="0"/>
+          <w:numId w:val="1014"/>
+        </w:numPr>
+        <w:pStyle w:val="Compact"/>
+      </w:pPr>
+      <w:r>
+        <w:t xml:space="preserve">In</w:t>
+      </w:r>
+      <w:r>
+        <w:t xml:space="preserve"> </w:t>
+      </w:r>
+      <w:r>
+        <w:rPr>
+          <w:bCs/>
+          <w:b/>
+        </w:rPr>
+        <w:t xml:space="preserve">Record a payment (collection account statement)</w:t>
+      </w:r>
+      <w:r>
+        <w:t xml:space="preserve"> </w:t>
+      </w:r>
+      <w:r>
+        <w:t xml:space="preserve">or</w:t>
+      </w:r>
+      <w:r>
+        <w:t xml:space="preserve"> </w:t>
+      </w:r>
+      <w:r>
+        <w:rPr>
+          <w:bCs/>
+          <w:b/>
+        </w:rPr>
+        <w:t xml:space="preserve">Record a collection (Treasury receipt)</w:t>
+      </w:r>
+      <w:r>
+        <w:t xml:space="preserve"> </w:t>
+      </w:r>
+      <w:r>
+        <w:t xml:space="preserve">depending on the flow, check the amount (prefilled with the remaining balance and penalties) and correct it if the statement or receipt shows a different amount.</w:t>
+      </w:r>
+    </w:p>
+    <w:p>
+      <w:pPr>
+        <w:numPr>
+          <w:ilvl w:val="0"/>
+          <w:numId w:val="1014"/>
+        </w:numPr>
+        <w:pStyle w:val="Compact"/>
+      </w:pPr>
+      <w:r>
+        <w:t xml:space="preserve">Enter the exact</w:t>
+      </w:r>
+      <w:r>
+        <w:t xml:space="preserve"> </w:t>
+      </w:r>
+      <w:r>
+        <w:rPr>
+          <w:bCs/>
+          <w:b/>
+        </w:rPr>
+        <w:t xml:space="preserve">Receipt reference</w:t>
+      </w:r>
+      <w:r>
+        <w:t xml:space="preserve">.</w:t>
+      </w:r>
+    </w:p>
+    <w:p>
+      <w:pPr>
+        <w:numPr>
+          <w:ilvl w:val="0"/>
+          <w:numId w:val="1014"/>
+        </w:numPr>
+        <w:pStyle w:val="Compact"/>
+      </w:pPr>
+      <w:r>
         <w:t xml:space="preserve">Click</w:t>
       </w:r>
       <w:r>
@@ -7045,8 +7577,8 @@
         <w:t xml:space="preserve">.</w:t>
       </w:r>
     </w:p>
-    <w:bookmarkEnd w:id="49"/>
-    <w:bookmarkStart w:id="50" w:name="common-situations-5"/>
+    <w:bookmarkEnd w:id="50"/>
+    <w:bookmarkStart w:id="51" w:name="common-situations-5"/>
     <w:p>
       <w:pPr>
         <w:pStyle w:val="Heading3"/>
@@ -7273,9 +7805,9 @@
         <w:t xml:space="preserve">In the demonstrator, airlines, amounts and collections are fictitious.</w:t>
       </w:r>
     </w:p>
-    <w:bookmarkEnd w:id="50"/>
     <w:bookmarkEnd w:id="51"/>
-    <w:bookmarkStart w:id="55" w:name="airline-api-and-pnr-transmission"/>
+    <w:bookmarkEnd w:id="52"/>
+    <w:bookmarkStart w:id="56" w:name="airline-api-and-pnr-transmission"/>
     <w:p>
       <w:pPr>
         <w:pStyle w:val="Heading2"/>
@@ -7346,159 +7878,13 @@
         <w:t xml:space="preserve">). Their systems also send messages to the carrier gateway with their own key, bound to their IATA code.</w:t>
       </w:r>
     </w:p>
-    <w:bookmarkStart w:id="52" w:name="onboarding"/>
+    <w:bookmarkStart w:id="53" w:name="onboarding"/>
     <w:p>
       <w:pPr>
         <w:pStyle w:val="Heading3"/>
       </w:pPr>
       <w:r>
         <w:t xml:space="preserve">Onboarding</w:t>
-      </w:r>
-    </w:p>
-    <w:p>
-      <w:pPr>
-        <w:numPr>
-          <w:ilvl w:val="0"/>
-          <w:numId w:val="1014"/>
-        </w:numPr>
-        <w:pStyle w:val="Compact"/>
-      </w:pPr>
-      <w:r>
-        <w:t xml:space="preserve">The airline appoints a technical contact and a security contact.</w:t>
-      </w:r>
-    </w:p>
-    <w:p>
-      <w:pPr>
-        <w:numPr>
-          <w:ilvl w:val="0"/>
-          <w:numId w:val="1014"/>
-        </w:numPr>
-        <w:pStyle w:val="Compact"/>
-      </w:pPr>
-      <w:r>
-        <w:t xml:space="preserve">The administrator creates its user accounts (role</w:t>
-      </w:r>
-      <w:r>
-        <w:t xml:space="preserve"> </w:t>
-      </w:r>
-      <w:r>
-        <w:rPr>
-          <w:bCs/>
-          <w:b/>
-        </w:rPr>
-        <w:t xml:space="preserve">Airline</w:t>
-      </w:r>
-      <w:r>
-        <w:t xml:space="preserve">, airline selected from the list) and the administration hands over its</w:t>
-      </w:r>
-      <w:r>
-        <w:t xml:space="preserve"> </w:t>
-      </w:r>
-      <w:r>
-        <w:rPr>
-          <w:rStyle w:val="VerbatimChar"/>
-        </w:rPr>
-        <w:t xml:space="preserve">X-Carrier-Key</w:t>
-      </w:r>
-      <w:r>
-        <w:t xml:space="preserve"> </w:t>
-      </w:r>
-      <w:r>
-        <w:t xml:space="preserve">through a secure channel.</w:t>
-      </w:r>
-    </w:p>
-    <w:p>
-      <w:pPr>
-        <w:numPr>
-          <w:ilvl w:val="0"/>
-          <w:numId w:val="1014"/>
-        </w:numPr>
-        <w:pStyle w:val="Compact"/>
-      </w:pPr>
-      <w:r>
-        <w:t xml:space="preserve">The airline sends test messages (PAXLST and PNR) to the environment indicated by the administration and checks the</w:t>
-      </w:r>
-      <w:r>
-        <w:t xml:space="preserve"> </w:t>
-      </w:r>
-      <w:r>
-        <w:rPr>
-          <w:bCs/>
-          <w:b/>
-        </w:rPr>
-        <w:t xml:space="preserve">202</w:t>
-      </w:r>
-      <w:r>
-        <w:t xml:space="preserve"> </w:t>
-      </w:r>
-      <w:r>
-        <w:t xml:space="preserve">response and the</w:t>
-      </w:r>
-      <w:r>
-        <w:t xml:space="preserve"> </w:t>
-      </w:r>
-      <w:r>
-        <w:rPr>
-          <w:rStyle w:val="VerbatimChar"/>
-        </w:rPr>
-        <w:t xml:space="preserve">MSG-…</w:t>
-      </w:r>
-      <w:r>
-        <w:t xml:space="preserve"> </w:t>
-      </w:r>
-      <w:r>
-        <w:t xml:space="preserve">reference.</w:t>
-      </w:r>
-    </w:p>
-    <w:p>
-      <w:pPr>
-        <w:numPr>
-          <w:ilvl w:val="0"/>
-          <w:numId w:val="1014"/>
-        </w:numPr>
-        <w:pStyle w:val="Compact"/>
-      </w:pPr>
-      <w:r>
-        <w:t xml:space="preserve">The analyst confirms receipt in</w:t>
-      </w:r>
-      <w:r>
-        <w:t xml:space="preserve"> </w:t>
-      </w:r>
-      <w:r>
-        <w:rPr>
-          <w:bCs/>
-          <w:b/>
-        </w:rPr>
-        <w:t xml:space="preserve">Carrier gateway</w:t>
-      </w:r>
-      <w:r>
-        <w:t xml:space="preserve"> </w:t>
-      </w:r>
-      <w:r>
-        <w:t xml:space="preserve">(</w:t>
-      </w:r>
-      <w:r>
-        <w:rPr>
-          <w:bCs/>
-          <w:b/>
-        </w:rPr>
-        <w:t xml:space="preserve">ACCEPTÉ</w:t>
-      </w:r>
-      <w:r>
-        <w:t xml:space="preserve"> </w:t>
-      </w:r>
-      <w:r>
-        <w:t xml:space="preserve">(accepted) status, completeness).</w:t>
-      </w:r>
-    </w:p>
-    <w:bookmarkEnd w:id="52"/>
-    <w:bookmarkStart w:id="53" w:name="daily-transmission"/>
-    <w:p>
-      <w:pPr>
-        <w:pStyle w:val="Heading3"/>
-      </w:pPr>
-      <w:r>
-        <w:t xml:space="preserve">Daily transmission</w:t>
       </w:r>
     </w:p>
     <w:p>
@@ -7510,14 +7896,7 @@
         <w:pStyle w:val="Compact"/>
       </w:pPr>
       <w:r>
-        <w:rPr>
-          <w:bCs/>
-          <w:b/>
-        </w:rPr>
-        <w:t xml:space="preserve">PNR</w:t>
-      </w:r>
-      <w:r>
-        <w:t xml:space="preserve">: at H-48 then H-24 before scheduled departure.</w:t>
+        <w:t xml:space="preserve">The airline appoints a technical contact and a security contact.</w:t>
       </w:r>
     </w:p>
     <w:p>
@@ -7529,14 +7908,35 @@
         <w:pStyle w:val="Compact"/>
       </w:pPr>
       <w:r>
-        <w:rPr>
-          <w:bCs/>
-          <w:b/>
-        </w:rPr>
-        <w:t xml:space="preserve">API (PAXLST)</w:t>
-      </w:r>
-      <w:r>
-        <w:t xml:space="preserve">: at check-in closure, at the latest when the doors close.</w:t>
+        <w:t xml:space="preserve">The administrator creates its user accounts (role</w:t>
+      </w:r>
+      <w:r>
+        <w:t xml:space="preserve"> </w:t>
+      </w:r>
+      <w:r>
+        <w:rPr>
+          <w:bCs/>
+          <w:b/>
+        </w:rPr>
+        <w:t xml:space="preserve">Airline</w:t>
+      </w:r>
+      <w:r>
+        <w:t xml:space="preserve">, airline selected from the list) and the administration hands over its</w:t>
+      </w:r>
+      <w:r>
+        <w:t xml:space="preserve"> </w:t>
+      </w:r>
+      <w:r>
+        <w:rPr>
+          <w:rStyle w:val="VerbatimChar"/>
+        </w:rPr>
+        <w:t xml:space="preserve">X-Carrier-Key</w:t>
+      </w:r>
+      <w:r>
+        <w:t xml:space="preserve"> </w:t>
+      </w:r>
+      <w:r>
+        <w:t xml:space="preserve">through a secure channel.</w:t>
       </w:r>
     </w:p>
     <w:p>
@@ -7548,6 +7948,138 @@
         <w:pStyle w:val="Compact"/>
       </w:pPr>
       <w:r>
+        <w:t xml:space="preserve">The airline sends test messages (PAXLST and PNR) to the environment indicated by the administration and checks the</w:t>
+      </w:r>
+      <w:r>
+        <w:t xml:space="preserve"> </w:t>
+      </w:r>
+      <w:r>
+        <w:rPr>
+          <w:bCs/>
+          <w:b/>
+        </w:rPr>
+        <w:t xml:space="preserve">202</w:t>
+      </w:r>
+      <w:r>
+        <w:t xml:space="preserve"> </w:t>
+      </w:r>
+      <w:r>
+        <w:t xml:space="preserve">response and the</w:t>
+      </w:r>
+      <w:r>
+        <w:t xml:space="preserve"> </w:t>
+      </w:r>
+      <w:r>
+        <w:rPr>
+          <w:rStyle w:val="VerbatimChar"/>
+        </w:rPr>
+        <w:t xml:space="preserve">MSG-…</w:t>
+      </w:r>
+      <w:r>
+        <w:t xml:space="preserve"> </w:t>
+      </w:r>
+      <w:r>
+        <w:t xml:space="preserve">reference.</w:t>
+      </w:r>
+    </w:p>
+    <w:p>
+      <w:pPr>
+        <w:numPr>
+          <w:ilvl w:val="0"/>
+          <w:numId w:val="1015"/>
+        </w:numPr>
+        <w:pStyle w:val="Compact"/>
+      </w:pPr>
+      <w:r>
+        <w:t xml:space="preserve">The analyst confirms receipt in</w:t>
+      </w:r>
+      <w:r>
+        <w:t xml:space="preserve"> </w:t>
+      </w:r>
+      <w:r>
+        <w:rPr>
+          <w:bCs/>
+          <w:b/>
+        </w:rPr>
+        <w:t xml:space="preserve">Carrier gateway</w:t>
+      </w:r>
+      <w:r>
+        <w:t xml:space="preserve"> </w:t>
+      </w:r>
+      <w:r>
+        <w:t xml:space="preserve">(</w:t>
+      </w:r>
+      <w:r>
+        <w:rPr>
+          <w:bCs/>
+          <w:b/>
+        </w:rPr>
+        <w:t xml:space="preserve">ACCEPTÉ</w:t>
+      </w:r>
+      <w:r>
+        <w:t xml:space="preserve"> </w:t>
+      </w:r>
+      <w:r>
+        <w:t xml:space="preserve">(accepted) status, completeness).</w:t>
+      </w:r>
+    </w:p>
+    <w:bookmarkEnd w:id="53"/>
+    <w:bookmarkStart w:id="54" w:name="daily-transmission"/>
+    <w:p>
+      <w:pPr>
+        <w:pStyle w:val="Heading3"/>
+      </w:pPr>
+      <w:r>
+        <w:t xml:space="preserve">Daily transmission</w:t>
+      </w:r>
+    </w:p>
+    <w:p>
+      <w:pPr>
+        <w:numPr>
+          <w:ilvl w:val="0"/>
+          <w:numId w:val="1016"/>
+        </w:numPr>
+        <w:pStyle w:val="Compact"/>
+      </w:pPr>
+      <w:r>
+        <w:rPr>
+          <w:bCs/>
+          <w:b/>
+        </w:rPr>
+        <w:t xml:space="preserve">PNR</w:t>
+      </w:r>
+      <w:r>
+        <w:t xml:space="preserve">: at H-48 then H-24 before scheduled departure.</w:t>
+      </w:r>
+    </w:p>
+    <w:p>
+      <w:pPr>
+        <w:numPr>
+          <w:ilvl w:val="0"/>
+          <w:numId w:val="1016"/>
+        </w:numPr>
+        <w:pStyle w:val="Compact"/>
+      </w:pPr>
+      <w:r>
+        <w:rPr>
+          <w:bCs/>
+          <w:b/>
+        </w:rPr>
+        <w:t xml:space="preserve">API (PAXLST)</w:t>
+      </w:r>
+      <w:r>
+        <w:t xml:space="preserve">: at check-in closure, at the latest when the doors close.</w:t>
+      </w:r>
+    </w:p>
+    <w:p>
+      <w:pPr>
+        <w:numPr>
+          <w:ilvl w:val="0"/>
+          <w:numId w:val="1016"/>
+        </w:numPr>
+        <w:pStyle w:val="Compact"/>
+      </w:pPr>
+      <w:r>
         <w:t xml:space="preserve">Keep the</w:t>
       </w:r>
       <w:r>
@@ -7582,8 +8114,8 @@
         <w:t xml:space="preserve">screen of the airline platform.</w:t>
       </w:r>
     </w:p>
-    <w:bookmarkEnd w:id="53"/>
-    <w:bookmarkStart w:id="54" w:name="common-situations-6"/>
+    <w:bookmarkEnd w:id="54"/>
+    <w:bookmarkStart w:id="55" w:name="common-situations-6"/>
     <w:p>
       <w:pPr>
         <w:pStyle w:val="Heading3"/>
@@ -7854,9 +8386,9 @@
         <w:t xml:space="preserve">No targeting result is ever sent back to the airline: neither on the platform nor in the gateway acknowledgement (no number of flagged passengers).</w:t>
       </w:r>
     </w:p>
-    <w:bookmarkEnd w:id="54"/>
     <w:bookmarkEnd w:id="55"/>
-    <w:bookmarkStart w:id="59" w:name="traveler"/>
+    <w:bookmarkEnd w:id="56"/>
+    <w:bookmarkStart w:id="60" w:name="traveler"/>
     <w:p>
       <w:pPr>
         <w:pStyle w:val="Heading2"/>
@@ -7865,7 +8397,7 @@
         <w:t xml:space="preserve">Traveler</w:t>
       </w:r>
     </w:p>
-    <w:bookmarkStart w:id="56" w:name="on-the-portal-"/>
+    <w:bookmarkStart w:id="57" w:name="on-the-portal-"/>
     <w:p>
       <w:pPr>
         <w:pStyle w:val="Heading3"/>
@@ -7881,235 +8413,6 @@
       </w:r>
       <w:r>
         <w:t xml:space="preserve">)</w:t>
-      </w:r>
-    </w:p>
-    <w:p>
-      <w:pPr>
-        <w:numPr>
-          <w:ilvl w:val="0"/>
-          <w:numId w:val="1016"/>
-        </w:numPr>
-        <w:pStyle w:val="Compact"/>
-      </w:pPr>
-      <w:r>
-        <w:t xml:space="preserve">Check whether your nationality is visa-exempt (</w:t>
-      </w:r>
-      <w:r>
-        <w:rPr>
-          <w:bCs/>
-          <w:b/>
-        </w:rPr>
-        <w:t xml:space="preserve">Do I need a visa?</w:t>
-      </w:r>
-      <w:r>
-        <w:t xml:space="preserve">).</w:t>
-      </w:r>
-    </w:p>
-    <w:p>
-      <w:pPr>
-        <w:numPr>
-          <w:ilvl w:val="0"/>
-          <w:numId w:val="1016"/>
-        </w:numPr>
-        <w:pStyle w:val="Compact"/>
-      </w:pPr>
-      <w:r>
-        <w:t xml:space="preserve">If an e-Visa is required, complete the 4 steps (Identity with the MRZ, Trip, Health, Payment), give your consent and click</w:t>
-      </w:r>
-      <w:r>
-        <w:t xml:space="preserve"> </w:t>
-      </w:r>
-      <w:r>
-        <w:rPr>
-          <w:bCs/>
-          <w:b/>
-        </w:rPr>
-        <w:t xml:space="preserve">Pay and submit</w:t>
-      </w:r>
-      <w:r>
-        <w:t xml:space="preserve">. Keep the</w:t>
-      </w:r>
-      <w:r>
-        <w:t xml:space="preserve"> </w:t>
-      </w:r>
-      <w:r>
-        <w:rPr>
-          <w:rStyle w:val="VerbatimChar"/>
-        </w:rPr>
-        <w:t xml:space="preserve">EV…</w:t>
-      </w:r>
-      <w:r>
-        <w:t xml:space="preserve"> </w:t>
-      </w:r>
-      <w:r>
-        <w:t xml:space="preserve">reference.</w:t>
-      </w:r>
-    </w:p>
-    <w:p>
-      <w:pPr>
-        <w:numPr>
-          <w:ilvl w:val="0"/>
-          <w:numId w:val="1016"/>
-        </w:numPr>
-        <w:pStyle w:val="Compact"/>
-      </w:pPr>
-      <w:r>
-        <w:t xml:space="preserve">Track the application in the</w:t>
-      </w:r>
-      <w:r>
-        <w:t xml:space="preserve"> </w:t>
-      </w:r>
-      <w:r>
-        <w:rPr>
-          <w:bCs/>
-          <w:b/>
-        </w:rPr>
-        <w:t xml:space="preserve">Tracking</w:t>
-      </w:r>
-      <w:r>
-        <w:t xml:space="preserve"> </w:t>
-      </w:r>
-      <w:r>
-        <w:t xml:space="preserve">tab (reference and passport number). If the status is</w:t>
-      </w:r>
-      <w:r>
-        <w:t xml:space="preserve"> </w:t>
-      </w:r>
-      <w:r>
-        <w:rPr>
-          <w:bCs/>
-          <w:b/>
-        </w:rPr>
-        <w:t xml:space="preserve">Info requested</w:t>
-      </w:r>
-      <w:r>
-        <w:t xml:space="preserve">, answer in</w:t>
-      </w:r>
-      <w:r>
-        <w:t xml:space="preserve"> </w:t>
-      </w:r>
-      <w:r>
-        <w:rPr>
-          <w:bCs/>
-          <w:b/>
-        </w:rPr>
-        <w:t xml:space="preserve">Your reply</w:t>
-      </w:r>
-      <w:r>
-        <w:t xml:space="preserve">.</w:t>
-      </w:r>
-    </w:p>
-    <w:p>
-      <w:pPr>
-        <w:numPr>
-          <w:ilvl w:val="0"/>
-          <w:numId w:val="1016"/>
-        </w:numPr>
-        <w:pStyle w:val="Compact"/>
-      </w:pPr>
-      <w:r>
-        <w:t xml:space="preserve">Once the e-Visa is</w:t>
-      </w:r>
-      <w:r>
-        <w:t xml:space="preserve"> </w:t>
-      </w:r>
-      <w:r>
-        <w:rPr>
-          <w:bCs/>
-          <w:b/>
-        </w:rPr>
-        <w:t xml:space="preserve">Approved</w:t>
-      </w:r>
-      <w:r>
-        <w:t xml:space="preserve">, print or save the QR code and present it with your passport at the border.</w:t>
-      </w:r>
-    </w:p>
-    <w:p>
-      <w:pPr>
-        <w:numPr>
-          <w:ilvl w:val="0"/>
-          <w:numId w:val="1016"/>
-        </w:numPr>
-        <w:pStyle w:val="Compact"/>
-      </w:pPr>
-      <w:r>
-        <w:t xml:space="preserve">Where applicable, pre-enroll for the eGates in the</w:t>
-      </w:r>
-      <w:r>
-        <w:t xml:space="preserve"> </w:t>
-      </w:r>
-      <w:r>
-        <w:rPr>
-          <w:bCs/>
-          <w:b/>
-        </w:rPr>
-        <w:t xml:space="preserve">eGate</w:t>
-      </w:r>
-      <w:r>
-        <w:t xml:space="preserve"> </w:t>
-      </w:r>
-      <w:r>
-        <w:t xml:space="preserve">tab. The security fee is included in the ticket: you have nothing to pay (</w:t>
-      </w:r>
-      <w:r>
-        <w:rPr>
-          <w:bCs/>
-          <w:b/>
-        </w:rPr>
-        <w:t xml:space="preserve">Security fee</w:t>
-      </w:r>
-      <w:r>
-        <w:t xml:space="preserve"> </w:t>
-      </w:r>
-      <w:r>
-        <w:t xml:space="preserve">card on the home page).</w:t>
-      </w:r>
-    </w:p>
-    <w:bookmarkEnd w:id="56"/>
-    <w:bookmarkStart w:id="57" w:name="X1e5ed251c3d167de13b35f1621c3e68727507f3"/>
-    <w:p>
-      <w:pPr>
-        <w:pStyle w:val="Heading3"/>
-      </w:pPr>
-      <w:r>
-        <w:t xml:space="preserve">With the WawID e-Visa mobile app (iPhone and Android)</w:t>
-      </w:r>
-    </w:p>
-    <w:p>
-      <w:pPr>
-        <w:pStyle w:val="FirstParagraph"/>
-      </w:pPr>
-      <w:r>
-        <w:t xml:space="preserve">The app lets you apply by reading your passport chip. It works on</w:t>
-      </w:r>
-      <w:r>
-        <w:t xml:space="preserve"> </w:t>
-      </w:r>
-      <w:r>
-        <w:rPr>
-          <w:bCs/>
-          <w:b/>
-        </w:rPr>
-        <w:t xml:space="preserve">iPhone 7 or later (iOS 15.5 or later)</w:t>
-      </w:r>
-      <w:r>
-        <w:t xml:space="preserve"> </w:t>
-      </w:r>
-      <w:r>
-        <w:t xml:space="preserve">and on</w:t>
-      </w:r>
-      <w:r>
-        <w:t xml:space="preserve"> </w:t>
-      </w:r>
-      <w:r>
-        <w:rPr>
-          <w:bCs/>
-          <w:b/>
-        </w:rPr>
-        <w:t xml:space="preserve">Android 7 or later with NFC</w:t>
-      </w:r>
-      <w:r>
-        <w:t xml:space="preserve">.</w:t>
       </w:r>
     </w:p>
     <w:p>
@@ -8121,17 +8424,17 @@
         <w:pStyle w:val="Compact"/>
       </w:pPr>
       <w:r>
-        <w:rPr>
-          <w:bCs/>
-          <w:b/>
-        </w:rPr>
-        <w:t xml:space="preserve">Scan the MRZ</w:t>
-      </w:r>
-      <w:r>
-        <w:t xml:space="preserve"> </w:t>
-      </w:r>
-      <w:r>
-        <w:t xml:space="preserve">with the camera (or type it). The check digits must be valid: the MRZ is the key that opens the chip.</w:t>
+        <w:t xml:space="preserve">Check whether your nationality is visa-exempt (</w:t>
+      </w:r>
+      <w:r>
+        <w:rPr>
+          <w:bCs/>
+          <w:b/>
+        </w:rPr>
+        <w:t xml:space="preserve">Do I need a visa?</w:t>
+      </w:r>
+      <w:r>
+        <w:t xml:space="preserve">).</w:t>
       </w:r>
     </w:p>
     <w:p>
@@ -8143,14 +8446,35 @@
         <w:pStyle w:val="Compact"/>
       </w:pPr>
       <w:r>
-        <w:rPr>
-          <w:bCs/>
-          <w:b/>
-        </w:rPr>
-        <w:t xml:space="preserve">Read the chip</w:t>
-      </w:r>
-      <w:r>
-        <w:t xml:space="preserve">: passport closed and flat, bring the top of the iPhone or the back of the Android phone (NFC area) close to the cover, and stay still until the success message. The app reads the identity data (DG1) and the photo (DG2) and checks their integrity against the chip signature (SOD).</w:t>
+        <w:t xml:space="preserve">If an e-Visa is required, complete the 4 steps (Identity with the MRZ, Trip, Health, Payment), give your consent and click</w:t>
+      </w:r>
+      <w:r>
+        <w:t xml:space="preserve"> </w:t>
+      </w:r>
+      <w:r>
+        <w:rPr>
+          <w:bCs/>
+          <w:b/>
+        </w:rPr>
+        <w:t xml:space="preserve">Pay and submit</w:t>
+      </w:r>
+      <w:r>
+        <w:t xml:space="preserve">. Keep the</w:t>
+      </w:r>
+      <w:r>
+        <w:t xml:space="preserve"> </w:t>
+      </w:r>
+      <w:r>
+        <w:rPr>
+          <w:rStyle w:val="VerbatimChar"/>
+        </w:rPr>
+        <w:t xml:space="preserve">EV…</w:t>
+      </w:r>
+      <w:r>
+        <w:t xml:space="preserve"> </w:t>
+      </w:r>
+      <w:r>
+        <w:t xml:space="preserve">reference.</w:t>
       </w:r>
     </w:p>
     <w:p>
@@ -8162,17 +8486,49 @@
         <w:pStyle w:val="Compact"/>
       </w:pPr>
       <w:r>
-        <w:rPr>
-          <w:bCs/>
-          <w:b/>
-        </w:rPr>
-        <w:t xml:space="preserve">Complete</w:t>
-      </w:r>
-      <w:r>
-        <w:t xml:space="preserve"> </w:t>
-      </w:r>
-      <w:r>
-        <w:t xml:space="preserve">the stay information and the health declaration.</w:t>
+        <w:t xml:space="preserve">Track the application in the</w:t>
+      </w:r>
+      <w:r>
+        <w:t xml:space="preserve"> </w:t>
+      </w:r>
+      <w:r>
+        <w:rPr>
+          <w:bCs/>
+          <w:b/>
+        </w:rPr>
+        <w:t xml:space="preserve">Tracking</w:t>
+      </w:r>
+      <w:r>
+        <w:t xml:space="preserve"> </w:t>
+      </w:r>
+      <w:r>
+        <w:t xml:space="preserve">tab (reference and passport number). If the status is</w:t>
+      </w:r>
+      <w:r>
+        <w:t xml:space="preserve"> </w:t>
+      </w:r>
+      <w:r>
+        <w:rPr>
+          <w:bCs/>
+          <w:b/>
+        </w:rPr>
+        <w:t xml:space="preserve">Info requested</w:t>
+      </w:r>
+      <w:r>
+        <w:t xml:space="preserve">, answer in</w:t>
+      </w:r>
+      <w:r>
+        <w:t xml:space="preserve"> </w:t>
+      </w:r>
+      <w:r>
+        <w:rPr>
+          <w:bCs/>
+          <w:b/>
+        </w:rPr>
+        <w:t xml:space="preserve">Your reply</w:t>
+      </w:r>
+      <w:r>
+        <w:t xml:space="preserve">.</w:t>
       </w:r>
     </w:p>
     <w:p>
@@ -8184,17 +8540,20 @@
         <w:pStyle w:val="Compact"/>
       </w:pPr>
       <w:r>
-        <w:rPr>
-          <w:bCs/>
-          <w:b/>
-        </w:rPr>
-        <w:t xml:space="preserve">Pay and submit</w:t>
-      </w:r>
-      <w:r>
-        <w:t xml:space="preserve"> </w:t>
-      </w:r>
-      <w:r>
-        <w:t xml:space="preserve">(demo payment in the current version). Keep the reference.</w:t>
+        <w:t xml:space="preserve">Once the e-Visa is</w:t>
+      </w:r>
+      <w:r>
+        <w:t xml:space="preserve"> </w:t>
+      </w:r>
+      <w:r>
+        <w:rPr>
+          <w:bCs/>
+          <w:b/>
+        </w:rPr>
+        <w:t xml:space="preserve">Approved</w:t>
+      </w:r>
+      <w:r>
+        <w:t xml:space="preserve">, print or save the QR code and present it with your passport at the border.</w:t>
       </w:r>
     </w:p>
     <w:p>
@@ -8206,6 +8565,179 @@
         <w:pStyle w:val="Compact"/>
       </w:pPr>
       <w:r>
+        <w:t xml:space="preserve">Where applicable, pre-enroll for the eGates in the</w:t>
+      </w:r>
+      <w:r>
+        <w:t xml:space="preserve"> </w:t>
+      </w:r>
+      <w:r>
+        <w:rPr>
+          <w:bCs/>
+          <w:b/>
+        </w:rPr>
+        <w:t xml:space="preserve">eGate</w:t>
+      </w:r>
+      <w:r>
+        <w:t xml:space="preserve"> </w:t>
+      </w:r>
+      <w:r>
+        <w:t xml:space="preserve">tab. The security fee is included in the ticket: you have nothing to pay (</w:t>
+      </w:r>
+      <w:r>
+        <w:rPr>
+          <w:bCs/>
+          <w:b/>
+        </w:rPr>
+        <w:t xml:space="preserve">Security fee</w:t>
+      </w:r>
+      <w:r>
+        <w:t xml:space="preserve"> </w:t>
+      </w:r>
+      <w:r>
+        <w:t xml:space="preserve">card on the home page).</w:t>
+      </w:r>
+    </w:p>
+    <w:bookmarkEnd w:id="57"/>
+    <w:bookmarkStart w:id="58" w:name="X1e5ed251c3d167de13b35f1621c3e68727507f3"/>
+    <w:p>
+      <w:pPr>
+        <w:pStyle w:val="Heading3"/>
+      </w:pPr>
+      <w:r>
+        <w:t xml:space="preserve">With the WawID e-Visa mobile app (iPhone and Android)</w:t>
+      </w:r>
+    </w:p>
+    <w:p>
+      <w:pPr>
+        <w:pStyle w:val="FirstParagraph"/>
+      </w:pPr>
+      <w:r>
+        <w:t xml:space="preserve">The app lets you apply by reading your passport chip. It works on</w:t>
+      </w:r>
+      <w:r>
+        <w:t xml:space="preserve"> </w:t>
+      </w:r>
+      <w:r>
+        <w:rPr>
+          <w:bCs/>
+          <w:b/>
+        </w:rPr>
+        <w:t xml:space="preserve">iPhone 7 or later (iOS 15.5 or later)</w:t>
+      </w:r>
+      <w:r>
+        <w:t xml:space="preserve"> </w:t>
+      </w:r>
+      <w:r>
+        <w:t xml:space="preserve">and on</w:t>
+      </w:r>
+      <w:r>
+        <w:t xml:space="preserve"> </w:t>
+      </w:r>
+      <w:r>
+        <w:rPr>
+          <w:bCs/>
+          <w:b/>
+        </w:rPr>
+        <w:t xml:space="preserve">Android 7 or later with NFC</w:t>
+      </w:r>
+      <w:r>
+        <w:t xml:space="preserve">.</w:t>
+      </w:r>
+    </w:p>
+    <w:p>
+      <w:pPr>
+        <w:numPr>
+          <w:ilvl w:val="0"/>
+          <w:numId w:val="1018"/>
+        </w:numPr>
+        <w:pStyle w:val="Compact"/>
+      </w:pPr>
+      <w:r>
+        <w:rPr>
+          <w:bCs/>
+          <w:b/>
+        </w:rPr>
+        <w:t xml:space="preserve">Scan the MRZ</w:t>
+      </w:r>
+      <w:r>
+        <w:t xml:space="preserve"> </w:t>
+      </w:r>
+      <w:r>
+        <w:t xml:space="preserve">with the camera (or type it). The check digits must be valid: the MRZ is the key that opens the chip.</w:t>
+      </w:r>
+    </w:p>
+    <w:p>
+      <w:pPr>
+        <w:numPr>
+          <w:ilvl w:val="0"/>
+          <w:numId w:val="1018"/>
+        </w:numPr>
+        <w:pStyle w:val="Compact"/>
+      </w:pPr>
+      <w:r>
+        <w:rPr>
+          <w:bCs/>
+          <w:b/>
+        </w:rPr>
+        <w:t xml:space="preserve">Read the chip</w:t>
+      </w:r>
+      <w:r>
+        <w:t xml:space="preserve">: passport closed and flat, bring the top of the iPhone or the back of the Android phone (NFC area) close to the cover, and stay still until the success message. The app reads the identity data (DG1) and the photo (DG2) and checks their integrity against the chip signature (SOD).</w:t>
+      </w:r>
+    </w:p>
+    <w:p>
+      <w:pPr>
+        <w:numPr>
+          <w:ilvl w:val="0"/>
+          <w:numId w:val="1018"/>
+        </w:numPr>
+        <w:pStyle w:val="Compact"/>
+      </w:pPr>
+      <w:r>
+        <w:rPr>
+          <w:bCs/>
+          <w:b/>
+        </w:rPr>
+        <w:t xml:space="preserve">Complete</w:t>
+      </w:r>
+      <w:r>
+        <w:t xml:space="preserve"> </w:t>
+      </w:r>
+      <w:r>
+        <w:t xml:space="preserve">the stay information and the health declaration.</w:t>
+      </w:r>
+    </w:p>
+    <w:p>
+      <w:pPr>
+        <w:numPr>
+          <w:ilvl w:val="0"/>
+          <w:numId w:val="1018"/>
+        </w:numPr>
+        <w:pStyle w:val="Compact"/>
+      </w:pPr>
+      <w:r>
+        <w:rPr>
+          <w:bCs/>
+          <w:b/>
+        </w:rPr>
+        <w:t xml:space="preserve">Pay and submit</w:t>
+      </w:r>
+      <w:r>
+        <w:t xml:space="preserve"> </w:t>
+      </w:r>
+      <w:r>
+        <w:t xml:space="preserve">(demo payment in the current version). Keep the reference.</w:t>
+      </w:r>
+    </w:p>
+    <w:p>
+      <w:pPr>
+        <w:numPr>
+          <w:ilvl w:val="0"/>
+          <w:numId w:val="1018"/>
+        </w:numPr>
+        <w:pStyle w:val="Compact"/>
+      </w:pPr>
+      <w:r>
         <w:rPr>
           <w:bCs/>
           <w:b/>
@@ -8219,8 +8751,8 @@
         <w:t xml:space="preserve">the application in the app: status, messages and, after approval, the QR code to present. The app is available in French and English (FR / EN switch).</w:t>
       </w:r>
     </w:p>
-    <w:bookmarkEnd w:id="57"/>
-    <w:bookmarkStart w:id="58" w:name="common-situations-7"/>
+    <w:bookmarkEnd w:id="58"/>
+    <w:bookmarkStart w:id="59" w:name="common-situations-7"/>
     <w:p>
       <w:pPr>
         <w:pStyle w:val="Heading3"/>
@@ -8426,9 +8958,9 @@
         </w:tc>
       </w:tr>
     </w:tbl>
-    <w:bookmarkEnd w:id="58"/>
     <w:bookmarkEnd w:id="59"/>
-    <w:bookmarkStart w:id="68" w:name="X355e58210bbbe3d32eef9932a969fd3caed6a38"/>
+    <w:bookmarkEnd w:id="60"/>
+    <w:bookmarkStart w:id="69" w:name="X355e58210bbbe3d32eef9932a969fd3caed6a38"/>
     <w:p>
       <w:pPr>
         <w:pStyle w:val="Heading2"/>
@@ -8487,7 +9019,7 @@
         <w:t xml:space="preserve">). This section describes what you see and what you do in each situation. It distinguishes what exists today in the demonstrator from what is planned (Target, To be developed).</w:t>
       </w:r>
     </w:p>
-    <w:bookmarkStart w:id="60" w:name="possible-situations"/>
+    <w:bookmarkStart w:id="61" w:name="possible-situations"/>
     <w:p>
       <w:pPr>
         <w:pStyle w:val="Heading3"/>
@@ -8710,8 +9242,8 @@
         <w:t xml:space="preserve">The dot in front of the post name, in the top bar, only shows that your workstation's browser has a network connection. It can stay green while the WawID server is not responding: when in doubt, rely on the error messages and notify support.</w:t>
       </w:r>
     </w:p>
-    <w:bookmarkEnd w:id="60"/>
-    <w:bookmarkStart w:id="61" w:name="degraded-mode-at-the-post"/>
+    <w:bookmarkEnd w:id="61"/>
+    <w:bookmarkStart w:id="62" w:name="degraded-mode-at-the-post"/>
     <w:p>
       <w:pPr>
         <w:pStyle w:val="Heading3"/>
@@ -9051,112 +9583,14 @@
         </w:tc>
       </w:tr>
     </w:tbl>
-    <w:bookmarkEnd w:id="61"/>
-    <w:bookmarkStart w:id="62" w:name="Xbf8d6e33bab488b62cc6919d974f81c661326ff"/>
+    <w:bookmarkEnd w:id="62"/>
+    <w:bookmarkStart w:id="63" w:name="Xbf8d6e33bab488b62cc6919d974f81c661326ff"/>
     <w:p>
       <w:pPr>
         <w:pStyle w:val="Heading3"/>
       </w:pPr>
       <w:r>
         <w:t xml:space="preserve">Manual checking procedure (as long as offline mode does not exist)</w:t>
-      </w:r>
-    </w:p>
-    <w:p>
-      <w:pPr>
-        <w:numPr>
-          <w:ilvl w:val="0"/>
-          <w:numId w:val="1018"/>
-        </w:numPr>
-        <w:pStyle w:val="Compact"/>
-      </w:pPr>
-      <w:r>
-        <w:t xml:space="preserve">The shift leader declares degraded mode and notes the time.</w:t>
-      </w:r>
-    </w:p>
-    <w:p>
-      <w:pPr>
-        <w:numPr>
-          <w:ilvl w:val="0"/>
-          <w:numId w:val="1018"/>
-        </w:numPr>
-        <w:pStyle w:val="Compact"/>
-      </w:pPr>
-      <w:r>
-        <w:t xml:space="preserve">The supervisor closes the eGates (</w:t>
-      </w:r>
-      <w:r>
-        <w:rPr>
-          <w:bCs/>
-          <w:b/>
-        </w:rPr>
-        <w:t xml:space="preserve">Close</w:t>
-      </w:r>
-      <w:r>
-        <w:t xml:space="preserve">) if the DPAF space is still reachable; otherwise, travelers are directed to the counters.</w:t>
-      </w:r>
-    </w:p>
-    <w:p>
-      <w:pPr>
-        <w:numPr>
-          <w:ilvl w:val="0"/>
-          <w:numId w:val="1018"/>
-        </w:numPr>
-        <w:pStyle w:val="Compact"/>
-      </w:pPr>
-      <w:r>
-        <w:t xml:space="preserve">Officers apply the reinforced visual document check set out in the DPAF procedure and consult the lists available outside WawID according to service instructions.</w:t>
-      </w:r>
-    </w:p>
-    <w:p>
-      <w:pPr>
-        <w:numPr>
-          <w:ilvl w:val="0"/>
-          <w:numId w:val="1018"/>
-        </w:numPr>
-        <w:pStyle w:val="Compact"/>
-      </w:pPr>
-      <w:r>
-        <w:t xml:space="preserve">Each crossing is recorded in the designated register (paper or authorized local file), with the time, document, decision and officer's name.</w:t>
-      </w:r>
-    </w:p>
-    <w:p>
-      <w:pPr>
-        <w:numPr>
-          <w:ilvl w:val="0"/>
-          <w:numId w:val="1018"/>
-        </w:numPr>
-        <w:pStyle w:val="Compact"/>
-      </w:pPr>
-      <w:r>
-        <w:t xml:space="preserve">When service returns, the shift leader organizes deferred entry of the crossings according to DPAF instructions and closes degraded mode, noting the time.</w:t>
-      </w:r>
-    </w:p>
-    <w:p>
-      <w:pPr>
-        <w:pStyle w:val="FirstParagraph"/>
-      </w:pPr>
-      <w:r>
-        <w:t xml:space="preserve">The exact arrangements (register, deferred entry, eGate policy) are set by the DPAF before go-live (</w:t>
-      </w:r>
-      <w:r>
-        <w:rPr>
-          <w:bCs/>
-          <w:b/>
-        </w:rPr>
-        <w:t xml:space="preserve">To be checked</w:t>
-      </w:r>
-      <w:r>
-        <w:t xml:space="preserve">).</w:t>
-      </w:r>
-    </w:p>
-    <w:bookmarkEnd w:id="62"/>
-    <w:bookmarkStart w:id="63" w:name="during-a-central-site-failover"/>
-    <w:p>
-      <w:pPr>
-        <w:pStyle w:val="Heading3"/>
-      </w:pPr>
-      <w:r>
-        <w:t xml:space="preserve">During a central site failover</w:t>
       </w:r>
     </w:p>
     <w:p>
@@ -9168,7 +9602,7 @@
         <w:pStyle w:val="Compact"/>
       </w:pPr>
       <w:r>
-        <w:t xml:space="preserve">The failover is decided and carried out by the operator; you have no technical action to take.</w:t>
+        <w:t xml:space="preserve">The shift leader declares degraded mode and notes the time.</w:t>
       </w:r>
     </w:p>
     <w:p>
@@ -9180,7 +9614,17 @@
         <w:pStyle w:val="Compact"/>
       </w:pPr>
       <w:r>
-        <w:t xml:space="preserve">Your session may remain valid, but you may be asked to sign in again: do so with your own account.</w:t>
+        <w:t xml:space="preserve">The supervisor closes the eGates (</w:t>
+      </w:r>
+      <w:r>
+        <w:rPr>
+          <w:bCs/>
+          <w:b/>
+        </w:rPr>
+        <w:t xml:space="preserve">Close</w:t>
+      </w:r>
+      <w:r>
+        <w:t xml:space="preserve">) if the DPAF space is still reachable; otherwise, travelers are directed to the counters.</w:t>
       </w:r>
     </w:p>
     <w:p>
@@ -9192,49 +9636,7 @@
         <w:pStyle w:val="Compact"/>
       </w:pPr>
       <w:r>
-        <w:t xml:space="preserve">If an action was in progress when the error occurred (crossing decision, collection, declaration, message),</w:t>
-      </w:r>
-      <w:r>
-        <w:t xml:space="preserve"> </w:t>
-      </w:r>
-      <w:r>
-        <w:rPr>
-          <w:bCs/>
-          <w:b/>
-        </w:rPr>
-        <w:t xml:space="preserve">first check that it was not recorded</w:t>
-      </w:r>
-      <w:r>
-        <w:t xml:space="preserve"> </w:t>
-      </w:r>
-      <w:r>
-        <w:t xml:space="preserve">(</w:t>
-      </w:r>
-      <w:r>
-        <w:rPr>
-          <w:bCs/>
-          <w:b/>
-        </w:rPr>
-        <w:t xml:space="preserve">Crossings</w:t>
-      </w:r>
-      <w:r>
-        <w:t xml:space="preserve">, invoice record,</w:t>
-      </w:r>
-      <w:r>
-        <w:t xml:space="preserve"> </w:t>
-      </w:r>
-      <w:r>
-        <w:rPr>
-          <w:bCs/>
-          <w:b/>
-        </w:rPr>
-        <w:t xml:space="preserve">Messages</w:t>
-      </w:r>
-      <w:r>
-        <w:t xml:space="preserve"> </w:t>
-      </w:r>
-      <w:r>
-        <w:t xml:space="preserve">screen) before redoing it, to avoid duplicates.</w:t>
+        <w:t xml:space="preserve">Officers apply the reinforced visual document check set out in the DPAF procedure and consult the lists available outside WawID according to service instructions.</w:t>
       </w:r>
     </w:p>
     <w:p>
@@ -9246,6 +9648,136 @@
         <w:pStyle w:val="Compact"/>
       </w:pPr>
       <w:r>
+        <w:t xml:space="preserve">Each crossing is recorded in the designated register (paper or authorized local file), with the time, document, decision and officer's name.</w:t>
+      </w:r>
+    </w:p>
+    <w:p>
+      <w:pPr>
+        <w:numPr>
+          <w:ilvl w:val="0"/>
+          <w:numId w:val="1019"/>
+        </w:numPr>
+        <w:pStyle w:val="Compact"/>
+      </w:pPr>
+      <w:r>
+        <w:t xml:space="preserve">When service returns, the shift leader organizes deferred entry of the crossings according to DPAF instructions and closes degraded mode, noting the time.</w:t>
+      </w:r>
+    </w:p>
+    <w:p>
+      <w:pPr>
+        <w:pStyle w:val="FirstParagraph"/>
+      </w:pPr>
+      <w:r>
+        <w:t xml:space="preserve">The exact arrangements (register, deferred entry, eGate policy) are set by the DPAF before go-live (</w:t>
+      </w:r>
+      <w:r>
+        <w:rPr>
+          <w:bCs/>
+          <w:b/>
+        </w:rPr>
+        <w:t xml:space="preserve">To be checked</w:t>
+      </w:r>
+      <w:r>
+        <w:t xml:space="preserve">).</w:t>
+      </w:r>
+    </w:p>
+    <w:bookmarkEnd w:id="63"/>
+    <w:bookmarkStart w:id="64" w:name="during-a-central-site-failover"/>
+    <w:p>
+      <w:pPr>
+        <w:pStyle w:val="Heading3"/>
+      </w:pPr>
+      <w:r>
+        <w:t xml:space="preserve">During a central site failover</w:t>
+      </w:r>
+    </w:p>
+    <w:p>
+      <w:pPr>
+        <w:numPr>
+          <w:ilvl w:val="0"/>
+          <w:numId w:val="1020"/>
+        </w:numPr>
+        <w:pStyle w:val="Compact"/>
+      </w:pPr>
+      <w:r>
+        <w:t xml:space="preserve">The failover is decided and carried out by the operator; you have no technical action to take.</w:t>
+      </w:r>
+    </w:p>
+    <w:p>
+      <w:pPr>
+        <w:numPr>
+          <w:ilvl w:val="0"/>
+          <w:numId w:val="1020"/>
+        </w:numPr>
+        <w:pStyle w:val="Compact"/>
+      </w:pPr>
+      <w:r>
+        <w:t xml:space="preserve">Your session may remain valid, but you may be asked to sign in again: do so with your own account.</w:t>
+      </w:r>
+    </w:p>
+    <w:p>
+      <w:pPr>
+        <w:numPr>
+          <w:ilvl w:val="0"/>
+          <w:numId w:val="1020"/>
+        </w:numPr>
+        <w:pStyle w:val="Compact"/>
+      </w:pPr>
+      <w:r>
+        <w:t xml:space="preserve">If an action was in progress when the error occurred (crossing decision, collection, declaration, message),</w:t>
+      </w:r>
+      <w:r>
+        <w:t xml:space="preserve"> </w:t>
+      </w:r>
+      <w:r>
+        <w:rPr>
+          <w:bCs/>
+          <w:b/>
+        </w:rPr>
+        <w:t xml:space="preserve">first check that it was not recorded</w:t>
+      </w:r>
+      <w:r>
+        <w:t xml:space="preserve"> </w:t>
+      </w:r>
+      <w:r>
+        <w:t xml:space="preserve">(</w:t>
+      </w:r>
+      <w:r>
+        <w:rPr>
+          <w:bCs/>
+          <w:b/>
+        </w:rPr>
+        <w:t xml:space="preserve">Crossings</w:t>
+      </w:r>
+      <w:r>
+        <w:t xml:space="preserve">, invoice record,</w:t>
+      </w:r>
+      <w:r>
+        <w:t xml:space="preserve"> </w:t>
+      </w:r>
+      <w:r>
+        <w:rPr>
+          <w:bCs/>
+          <w:b/>
+        </w:rPr>
+        <w:t xml:space="preserve">Messages</w:t>
+      </w:r>
+      <w:r>
+        <w:t xml:space="preserve"> </w:t>
+      </w:r>
+      <w:r>
+        <w:t xml:space="preserve">screen) before redoing it, to avoid duplicates.</w:t>
+      </w:r>
+    </w:p>
+    <w:p>
+      <w:pPr>
+        <w:numPr>
+          <w:ilvl w:val="0"/>
+          <w:numId w:val="1020"/>
+        </w:numPr>
+        <w:pStyle w:val="Compact"/>
+      </w:pPr>
+      <w:r>
         <w:t xml:space="preserve">The post supervisor then checks the</w:t>
       </w:r>
       <w:r>
@@ -9275,8 +9807,8 @@
         <w:t xml:space="preserve">).</w:t>
       </w:r>
     </w:p>
-    <w:bookmarkEnd w:id="63"/>
-    <w:bookmarkStart w:id="64" w:name="planned-maintenance"/>
+    <w:bookmarkEnd w:id="64"/>
+    <w:bookmarkStart w:id="65" w:name="planned-maintenance"/>
     <w:p>
       <w:pPr>
         <w:pStyle w:val="Heading3"/>
@@ -9293,8 +9825,8 @@
         <w:t xml:space="preserve">Maintenance is carried out site by site and, barring exceptions, without service interruption. It is announced in advance to posts, airlines and the Treasury, preferably during off-peak hours. Any maintenance requiring an interruption is approved with the DPAF.</w:t>
       </w:r>
     </w:p>
-    <w:bookmarkEnd w:id="64"/>
-    <w:bookmarkStart w:id="65" w:name="notes-per-profile"/>
+    <w:bookmarkEnd w:id="65"/>
+    <w:bookmarkStart w:id="66" w:name="notes-per-profile"/>
     <w:p>
       <w:pPr>
         <w:pStyle w:val="Heading3"/>
@@ -9622,188 +10154,14 @@
         </w:tc>
       </w:tr>
     </w:tbl>
-    <w:bookmarkEnd w:id="65"/>
-    <w:bookmarkStart w:id="66" w:name="airlines-resending-messages"/>
+    <w:bookmarkEnd w:id="66"/>
+    <w:bookmarkStart w:id="67" w:name="airlines-resending-messages"/>
     <w:p>
       <w:pPr>
         <w:pStyle w:val="Heading3"/>
       </w:pPr>
       <w:r>
         <w:t xml:space="preserve">Airlines: resending messages</w:t>
-      </w:r>
-    </w:p>
-    <w:p>
-      <w:pPr>
-        <w:numPr>
-          <w:ilvl w:val="0"/>
-          <w:numId w:val="1020"/>
-        </w:numPr>
-        <w:pStyle w:val="Compact"/>
-      </w:pPr>
-      <w:r>
-        <w:t xml:space="preserve">If the gateway does not respond or returns a server error (</w:t>
-      </w:r>
-      <w:r>
-        <w:rPr>
-          <w:rStyle w:val="VerbatimChar"/>
-        </w:rPr>
-        <w:t xml:space="preserve">500</w:t>
-      </w:r>
-      <w:r>
-        <w:t xml:space="preserve"> </w:t>
-      </w:r>
-      <w:r>
-        <w:t xml:space="preserve">or no response), resend the</w:t>
-      </w:r>
-      <w:r>
-        <w:t xml:space="preserve"> </w:t>
-      </w:r>
-      <w:r>
-        <w:rPr>
-          <w:bCs/>
-          <w:b/>
-        </w:rPr>
-        <w:t xml:space="preserve">same</w:t>
-      </w:r>
-      <w:r>
-        <w:t xml:space="preserve"> </w:t>
-      </w:r>
-      <w:r>
-        <w:t xml:space="preserve">message a little later. A</w:t>
-      </w:r>
-      <w:r>
-        <w:t xml:space="preserve"> </w:t>
-      </w:r>
-      <w:r>
-        <w:rPr>
-          <w:rStyle w:val="VerbatimChar"/>
-        </w:rPr>
-        <w:t xml:space="preserve">401</w:t>
-      </w:r>
-      <w:r>
-        <w:t xml:space="preserve"> </w:t>
-      </w:r>
-      <w:r>
-        <w:t xml:space="preserve">or</w:t>
-      </w:r>
-      <w:r>
-        <w:t xml:space="preserve"> </w:t>
-      </w:r>
-      <w:r>
-        <w:rPr>
-          <w:rStyle w:val="VerbatimChar"/>
-        </w:rPr>
-        <w:t xml:space="preserve">422</w:t>
-      </w:r>
-      <w:r>
-        <w:t xml:space="preserve"> </w:t>
-      </w:r>
-      <w:r>
-        <w:t xml:space="preserve">response is not fixed by resending the same message.</w:t>
-      </w:r>
-    </w:p>
-    <w:p>
-      <w:pPr>
-        <w:numPr>
-          <w:ilvl w:val="0"/>
-          <w:numId w:val="1020"/>
-        </w:numPr>
-        <w:pStyle w:val="Compact"/>
-      </w:pPr>
-      <w:r>
-        <w:rPr>
-          <w:bCs/>
-          <w:b/>
-        </w:rPr>
-        <w:t xml:space="preserve">Existing</w:t>
-      </w:r>
-      <w:r>
-        <w:t xml:space="preserve">: a resend creates a new message with a new</w:t>
-      </w:r>
-      <w:r>
-        <w:t xml:space="preserve"> </w:t>
-      </w:r>
-      <w:r>
-        <w:rPr>
-          <w:rStyle w:val="VerbatimChar"/>
-        </w:rPr>
-        <w:t xml:space="preserve">MSG-…</w:t>
-      </w:r>
-      <w:r>
-        <w:t xml:space="preserve"> </w:t>
-      </w:r>
-      <w:r>
-        <w:t xml:space="preserve">reference (both appear in the</w:t>
-      </w:r>
-      <w:r>
-        <w:t xml:space="preserve"> </w:t>
-      </w:r>
-      <w:r>
-        <w:rPr>
-          <w:bCs/>
-          <w:b/>
-        </w:rPr>
-        <w:t xml:space="preserve">Messages</w:t>
-      </w:r>
-      <w:r>
-        <w:t xml:space="preserve"> </w:t>
-      </w:r>
-      <w:r>
-        <w:t xml:space="preserve">screen), but passengers of the same flight, on the same date, are merged by document number: the resend does not create duplicate passengers.</w:t>
-      </w:r>
-    </w:p>
-    <w:p>
-      <w:pPr>
-        <w:numPr>
-          <w:ilvl w:val="0"/>
-          <w:numId w:val="1020"/>
-        </w:numPr>
-        <w:pStyle w:val="Compact"/>
-      </w:pPr>
-      <w:r>
-        <w:rPr>
-          <w:bCs/>
-          <w:b/>
-        </w:rPr>
-        <w:t xml:space="preserve">To be developed</w:t>
-      </w:r>
-      <w:r>
-        <w:t xml:space="preserve">: an explicit idempotency key (same reference returned for a message already received) and automatic resend guidelines documented in</w:t>
-      </w:r>
-      <w:r>
-        <w:t xml:space="preserve"> </w:t>
-      </w:r>
-      <w:r>
-        <w:rPr>
-          <w:iCs/>
-          <w:i/>
-        </w:rPr>
-        <w:t xml:space="preserve">API reference (airlines, devices, connectors)</w:t>
-      </w:r>
-      <w:r>
-        <w:t xml:space="preserve">.</w:t>
-      </w:r>
-    </w:p>
-    <w:p>
-      <w:pPr>
-        <w:numPr>
-          <w:ilvl w:val="0"/>
-          <w:numId w:val="1020"/>
-        </w:numPr>
-        <w:pStyle w:val="Compact"/>
-      </w:pPr>
-      <w:r>
-        <w:t xml:space="preserve">Security fee payment declaration: in case of error, first check in the invoice whether the declaration appears; a resent declaration creates a second declaration, which the Treasury will reject as a duplicate.</w:t>
-      </w:r>
-    </w:p>
-    <w:bookmarkEnd w:id="66"/>
-    <w:bookmarkStart w:id="67" w:name="backups-and-restorations-administrator"/>
-    <w:p>
-      <w:pPr>
-        <w:pStyle w:val="Heading3"/>
-      </w:pPr>
-      <w:r>
-        <w:t xml:space="preserve">Backups and restorations (administrator)</w:t>
       </w:r>
     </w:p>
     <w:p>
@@ -9815,7 +10173,65 @@
         <w:pStyle w:val="Compact"/>
       </w:pPr>
       <w:r>
-        <w:t xml:space="preserve">Backups are automatic and managed by the operator; no user action is required.</w:t>
+        <w:t xml:space="preserve">If the gateway does not respond or returns a server error (</w:t>
+      </w:r>
+      <w:r>
+        <w:rPr>
+          <w:rStyle w:val="VerbatimChar"/>
+        </w:rPr>
+        <w:t xml:space="preserve">500</w:t>
+      </w:r>
+      <w:r>
+        <w:t xml:space="preserve"> </w:t>
+      </w:r>
+      <w:r>
+        <w:t xml:space="preserve">or no response), resend the</w:t>
+      </w:r>
+      <w:r>
+        <w:t xml:space="preserve"> </w:t>
+      </w:r>
+      <w:r>
+        <w:rPr>
+          <w:bCs/>
+          <w:b/>
+        </w:rPr>
+        <w:t xml:space="preserve">same</w:t>
+      </w:r>
+      <w:r>
+        <w:t xml:space="preserve"> </w:t>
+      </w:r>
+      <w:r>
+        <w:t xml:space="preserve">message a little later. A</w:t>
+      </w:r>
+      <w:r>
+        <w:t xml:space="preserve"> </w:t>
+      </w:r>
+      <w:r>
+        <w:rPr>
+          <w:rStyle w:val="VerbatimChar"/>
+        </w:rPr>
+        <w:t xml:space="preserve">401</w:t>
+      </w:r>
+      <w:r>
+        <w:t xml:space="preserve"> </w:t>
+      </w:r>
+      <w:r>
+        <w:t xml:space="preserve">or</w:t>
+      </w:r>
+      <w:r>
+        <w:t xml:space="preserve"> </w:t>
+      </w:r>
+      <w:r>
+        <w:rPr>
+          <w:rStyle w:val="VerbatimChar"/>
+        </w:rPr>
+        <w:t xml:space="preserve">422</w:t>
+      </w:r>
+      <w:r>
+        <w:t xml:space="preserve"> </w:t>
+      </w:r>
+      <w:r>
+        <w:t xml:space="preserve">response is not fixed by resending the same message.</w:t>
       </w:r>
     </w:p>
     <w:p>
@@ -9827,7 +10243,45 @@
         <w:pStyle w:val="Compact"/>
       </w:pPr>
       <w:r>
-        <w:t xml:space="preserve">A restoration request (data deleted or modified by mistake, incident) is sent in writing by the administrator to the operator (level L2), with the item, the date and time concerned and the reason. It requires the DPAF's agreement and the intervention of two authorized people.</w:t>
+        <w:rPr>
+          <w:bCs/>
+          <w:b/>
+        </w:rPr>
+        <w:t xml:space="preserve">Existing</w:t>
+      </w:r>
+      <w:r>
+        <w:t xml:space="preserve">: a resend creates a new message with a new</w:t>
+      </w:r>
+      <w:r>
+        <w:t xml:space="preserve"> </w:t>
+      </w:r>
+      <w:r>
+        <w:rPr>
+          <w:rStyle w:val="VerbatimChar"/>
+        </w:rPr>
+        <w:t xml:space="preserve">MSG-…</w:t>
+      </w:r>
+      <w:r>
+        <w:t xml:space="preserve"> </w:t>
+      </w:r>
+      <w:r>
+        <w:t xml:space="preserve">reference (both appear in the</w:t>
+      </w:r>
+      <w:r>
+        <w:t xml:space="preserve"> </w:t>
+      </w:r>
+      <w:r>
+        <w:rPr>
+          <w:bCs/>
+          <w:b/>
+        </w:rPr>
+        <w:t xml:space="preserve">Messages</w:t>
+      </w:r>
+      <w:r>
+        <w:t xml:space="preserve"> </w:t>
+      </w:r>
+      <w:r>
+        <w:t xml:space="preserve">screen), but passengers of the same flight, on the same date, are merged by document number: the resend does not create duplicate passengers.</w:t>
       </w:r>
     </w:p>
     <w:p>
@@ -9839,30 +10293,24 @@
         <w:pStyle w:val="Compact"/>
       </w:pPr>
       <w:r>
-        <w:t xml:space="preserve">A restoration must never be used to erase a trace from the</w:t>
-      </w:r>
-      <w:r>
-        <w:t xml:space="preserve"> </w:t>
-      </w:r>
-      <w:r>
-        <w:rPr>
-          <w:bCs/>
-          <w:b/>
-        </w:rPr>
-        <w:t xml:space="preserve">Audit log</w:t>
-      </w:r>
-      <w:r>
-        <w:t xml:space="preserve">; after any restoration, the administrator checks</w:t>
-      </w:r>
-      <w:r>
-        <w:t xml:space="preserve"> </w:t>
-      </w:r>
-      <w:r>
-        <w:rPr>
-          <w:bCs/>
-          <w:b/>
-        </w:rPr>
-        <w:t xml:space="preserve">Chain intact</w:t>
+        <w:rPr>
+          <w:bCs/>
+          <w:b/>
+        </w:rPr>
+        <w:t xml:space="preserve">To be developed</w:t>
+      </w:r>
+      <w:r>
+        <w:t xml:space="preserve">: an explicit idempotency key (same reference returned for a message already received) and automatic resend guidelines documented in</w:t>
+      </w:r>
+      <w:r>
+        <w:t xml:space="preserve"> </w:t>
+      </w:r>
+      <w:r>
+        <w:rPr>
+          <w:iCs/>
+          <w:i/>
+        </w:rPr>
+        <w:t xml:space="preserve">API reference (airlines, devices, connectors)</w:t>
       </w:r>
       <w:r>
         <w:t xml:space="preserve">.</w:t>
@@ -9877,12 +10325,96 @@
         <w:pStyle w:val="Compact"/>
       </w:pPr>
       <w:r>
+        <w:t xml:space="preserve">Security fee payment declaration: in case of error, first check in the invoice whether the declaration appears; a resent declaration creates a second declaration, which the Treasury will reject as a duplicate.</w:t>
+      </w:r>
+    </w:p>
+    <w:bookmarkEnd w:id="67"/>
+    <w:bookmarkStart w:id="68" w:name="backups-and-restorations-administrator"/>
+    <w:p>
+      <w:pPr>
+        <w:pStyle w:val="Heading3"/>
+      </w:pPr>
+      <w:r>
+        <w:t xml:space="preserve">Backups and restorations (administrator)</w:t>
+      </w:r>
+    </w:p>
+    <w:p>
+      <w:pPr>
+        <w:numPr>
+          <w:ilvl w:val="0"/>
+          <w:numId w:val="1022"/>
+        </w:numPr>
+        <w:pStyle w:val="Compact"/>
+      </w:pPr>
+      <w:r>
+        <w:t xml:space="preserve">Backups are automatic and managed by the operator; no user action is required.</w:t>
+      </w:r>
+    </w:p>
+    <w:p>
+      <w:pPr>
+        <w:numPr>
+          <w:ilvl w:val="0"/>
+          <w:numId w:val="1022"/>
+        </w:numPr>
+        <w:pStyle w:val="Compact"/>
+      </w:pPr>
+      <w:r>
+        <w:t xml:space="preserve">A restoration request (data deleted or modified by mistake, incident) is sent in writing by the administrator to the operator (level L2), with the item, the date and time concerned and the reason. It requires the DPAF's agreement and the intervention of two authorized people.</w:t>
+      </w:r>
+    </w:p>
+    <w:p>
+      <w:pPr>
+        <w:numPr>
+          <w:ilvl w:val="0"/>
+          <w:numId w:val="1022"/>
+        </w:numPr>
+        <w:pStyle w:val="Compact"/>
+      </w:pPr>
+      <w:r>
+        <w:t xml:space="preserve">A restoration must never be used to erase a trace from the</w:t>
+      </w:r>
+      <w:r>
+        <w:t xml:space="preserve"> </w:t>
+      </w:r>
+      <w:r>
+        <w:rPr>
+          <w:bCs/>
+          <w:b/>
+        </w:rPr>
+        <w:t xml:space="preserve">Audit log</w:t>
+      </w:r>
+      <w:r>
+        <w:t xml:space="preserve">; after any restoration, the administrator checks</w:t>
+      </w:r>
+      <w:r>
+        <w:t xml:space="preserve"> </w:t>
+      </w:r>
+      <w:r>
+        <w:rPr>
+          <w:bCs/>
+          <w:b/>
+        </w:rPr>
+        <w:t xml:space="preserve">Chain intact</w:t>
+      </w:r>
+      <w:r>
+        <w:t xml:space="preserve">.</w:t>
+      </w:r>
+    </w:p>
+    <w:p>
+      <w:pPr>
+        <w:numPr>
+          <w:ilvl w:val="0"/>
+          <w:numId w:val="1022"/>
+        </w:numPr>
+        <w:pStyle w:val="Compact"/>
+      </w:pPr>
+      <w:r>
         <w:t xml:space="preserve">In the demonstrator there is no dedicated backup; resetting the demo is not a restoration.</w:t>
       </w:r>
     </w:p>
-    <w:bookmarkEnd w:id="67"/>
     <w:bookmarkEnd w:id="68"/>
-    <w:bookmarkStart w:id="69" w:name="support-and-escalation"/>
+    <w:bookmarkEnd w:id="69"/>
+    <w:bookmarkStart w:id="70" w:name="support-and-escalation"/>
     <w:p>
       <w:pPr>
         <w:pStyle w:val="Heading2"/>
@@ -10189,7 +10721,7 @@
         <w:t xml:space="preserve">).</w:t>
       </w:r>
     </w:p>
-    <w:bookmarkEnd w:id="69"/>
+    <w:bookmarkEnd w:id="70"/>
     <w:sectPr/>
   </w:body>
 </w:document>
@@ -10974,12 +11506,42 @@
     </w:lvlOverride>
   </w:num>
   <w:num w:numId="1019">
-    <w:abstractNumId w:val="991"/>
+    <w:abstractNumId w:val="99411"/>
+    <w:lvlOverride w:ilvl="0">
+      <w:startOverride w:val="1"/>
+    </w:lvlOverride>
+    <w:lvlOverride w:ilvl="1">
+      <w:startOverride w:val="1"/>
+    </w:lvlOverride>
+    <w:lvlOverride w:ilvl="2">
+      <w:startOverride w:val="1"/>
+    </w:lvlOverride>
+    <w:lvlOverride w:ilvl="3">
+      <w:startOverride w:val="1"/>
+    </w:lvlOverride>
+    <w:lvlOverride w:ilvl="4">
+      <w:startOverride w:val="1"/>
+    </w:lvlOverride>
+    <w:lvlOverride w:ilvl="5">
+      <w:startOverride w:val="1"/>
+    </w:lvlOverride>
+    <w:lvlOverride w:ilvl="6">
+      <w:startOverride w:val="1"/>
+    </w:lvlOverride>
+    <w:lvlOverride w:ilvl="7">
+      <w:startOverride w:val="1"/>
+    </w:lvlOverride>
+    <w:lvlOverride w:ilvl="8">
+      <w:startOverride w:val="1"/>
+    </w:lvlOverride>
   </w:num>
   <w:num w:numId="1020">
     <w:abstractNumId w:val="991"/>
   </w:num>
   <w:num w:numId="1021">
+    <w:abstractNumId w:val="991"/>
+  </w:num>
+  <w:num w:numId="1022">
     <w:abstractNumId w:val="991"/>
   </w:num>
 </w:numbering>
